--- a/PaymentReceipt.docx
+++ b/PaymentReceipt.docx
@@ -78,7 +78,6 @@
                       </w:tcBorders>
                     </w:tcPr>
                     <w:p>
-                      <w:proofErr w:type="spellStart"/>
                       <w:r>
                         <w:rPr>
                           <w:b/>
@@ -88,7 +87,6 @@
                         </w:rPr>
                         <w:t>CompanyName</w:t>
                       </w:r>
-                      <w:proofErr w:type="spellEnd"/>
                     </w:p>
                   </w:tc>
                 </w:sdtContent>
@@ -148,11 +146,9 @@
                       </w:tcBorders>
                     </w:tcPr>
                     <w:p>
-                      <w:proofErr w:type="spellStart"/>
                       <w:r>
                         <w:t>CompanyAddress</w:t>
                       </w:r>
-                      <w:proofErr w:type="spellEnd"/>
                     </w:p>
                   </w:tc>
                 </w:sdtContent>
@@ -187,9 +183,9 @@
                           <w:noProof/>
                         </w:rPr>
                         <w:drawing>
-                          <wp:inline distT="0" distB="0" distL="0" distR="0" wp14:anchorId="1339894C" wp14:editId="3733C26C">
-                            <wp:extent cx="944880" cy="944880"/>
-                            <wp:effectExtent l="0" t="0" r="7620" b="7620"/>
+                          <wp:inline distT="0" distB="0" distL="0" distR="0" wp14:anchorId="1339894C" wp14:editId="51FB0E33">
+                            <wp:extent cx="1577340" cy="944880"/>
+                            <wp:effectExtent l="0" t="0" r="3810" b="7620"/>
                             <wp:docPr id="1481787238" name="Picture 1"/>
                             <wp:cNvGraphicFramePr>
                               <a:graphicFrameLocks xmlns:a="http://schemas.openxmlformats.org/drawingml/2006/main" noChangeAspect="1"/>
@@ -212,7 +208,7 @@
                                   <pic:spPr bwMode="auto">
                                     <a:xfrm>
                                       <a:off x="0" y="0"/>
-                                      <a:ext cx="944880" cy="944880"/>
+                                      <a:ext cx="1577340" cy="944880"/>
                                     </a:xfrm>
                                     <a:prstGeom prst="rect">
                                       <a:avLst/>
@@ -257,7 +253,6 @@
                       <w:text/>
                     </w:sdtPr>
                     <w:sdtContent>
-                      <w:proofErr w:type="spellStart"/>
                       <w:r>
                         <w:t>CompanyCity</w:t>
                       </w:r>
@@ -281,7 +276,6 @@
                       <w:r>
                         <w:t>CompanyPostcode</w:t>
                       </w:r>
-                      <w:proofErr w:type="spellEnd"/>
                     </w:sdtContent>
                   </w:sdt>
                   <w:r>
@@ -290,7 +284,6 @@
                   <w:r>
                     <w:t>,</w:t>
                   </w:r>
-                  <w:proofErr w:type="spellStart"/>
                   <w:sdt>
                     <w:sdtPr>
                       <w:alias w:val="#Nav: /Payment_Mode2/CompanyCountry"/>
@@ -306,7 +299,6 @@
                       <w:r>
                         <w:t>CompanyCountry</w:t>
                       </w:r>
-                      <w:proofErr w:type="spellEnd"/>
                     </w:sdtContent>
                   </w:sdt>
                 </w:p>
@@ -353,11 +345,9 @@
                       <w:text/>
                     </w:sdtPr>
                     <w:sdtContent>
-                      <w:proofErr w:type="spellStart"/>
                       <w:r>
                         <w:t>CompanyPhone</w:t>
                       </w:r>
-                      <w:proofErr w:type="spellEnd"/>
                     </w:sdtContent>
                   </w:sdt>
                 </w:p>
@@ -404,11 +394,9 @@
                       <w:text/>
                     </w:sdtPr>
                     <w:sdtContent>
-                      <w:proofErr w:type="spellStart"/>
                       <w:r>
                         <w:t>CompanyEmail</w:t>
                       </w:r>
-                      <w:proofErr w:type="spellEnd"/>
                     </w:sdtContent>
                   </w:sdt>
                 </w:p>
@@ -458,11 +446,9 @@
                       <w:text/>
                     </w:sdtPr>
                     <w:sdtContent>
-                      <w:proofErr w:type="spellStart"/>
                       <w:r>
                         <w:t>CompanyTRN</w:t>
                       </w:r>
-                      <w:proofErr w:type="spellEnd"/>
                     </w:sdtContent>
                   </w:sdt>
                 </w:p>
@@ -507,9 +493,23 @@
                   <w:r>
                     <w:t xml:space="preserve">Receipt No: </w:t>
                   </w:r>
-                  <w:r>
-                    <w:t>1</w:t>
-                  </w:r>
+                  <w:sdt>
+                    <w:sdtPr>
+                      <w:id w:val="837121487"/>
+                      <w:placeholder>
+                        <w:docPart w:val="DefaultPlaceholder_-1854013440"/>
+                      </w:placeholder>
+                      <w:dataBinding w:prefixMappings="xmlns:ns0='urn:microsoft-dynamics-nav/reports/PaymentReceipt/50112/' " w:xpath="/ns0:NavWordReportXmlPart[1]/ns0:Payment_Mode2[1]/ns0:Receipt__[1]" w:storeItemID="{072A5C88-FD1B-4274-ACD9-2C46D19524E4}"/>
+                      <w:text/>
+                      <w:alias w:val="#Nav: /Payment_Mode2/Receipt__"/>
+                      <w:tag w:val="#Nav: PaymentReceipt/50112"/>
+                    </w:sdtPr>
+                    <w:sdtContent>
+                      <w:r>
+                        <w:t>Receipt__</w:t>
+                      </w:r>
+                    </w:sdtContent>
+                  </w:sdt>
                 </w:p>
               </w:tc>
             </w:tr>
@@ -544,11 +544,9 @@
                       <w:text/>
                     </w:sdtPr>
                     <w:sdtContent>
-                      <w:proofErr w:type="spellStart"/>
                       <w:r>
                         <w:t>CurrentDate</w:t>
                       </w:r>
-                      <w:proofErr w:type="spellEnd"/>
                     </w:sdtContent>
                   </w:sdt>
                 </w:p>
@@ -637,11 +635,9 @@
                       </w:tcBorders>
                     </w:tcPr>
                     <w:p>
-                      <w:proofErr w:type="spellStart"/>
                       <w:r>
                         <w:t>Tenant_Name</w:t>
                       </w:r>
-                      <w:proofErr w:type="spellEnd"/>
                     </w:p>
                   </w:tc>
                 </w:sdtContent>
@@ -670,11 +666,9 @@
                       <w:text/>
                     </w:sdtPr>
                     <w:sdtContent>
-                      <w:proofErr w:type="spellStart"/>
                       <w:r>
                         <w:t>Contract_ID</w:t>
                       </w:r>
-                      <w:proofErr w:type="spellEnd"/>
                     </w:sdtContent>
                   </w:sdt>
                 </w:p>
@@ -738,11 +732,9 @@
                       <w:text/>
                     </w:sdtPr>
                     <w:sdtContent>
-                      <w:proofErr w:type="spellStart"/>
                       <w:r>
                         <w:t>Property_Name</w:t>
                       </w:r>
-                      <w:proofErr w:type="spellEnd"/>
                     </w:sdtContent>
                   </w:sdt>
                 </w:p>
@@ -777,13 +769,8 @@
                       <w:text/>
                     </w:sdtPr>
                     <w:sdtContent>
-                      <w:proofErr w:type="spellStart"/>
                       <w:r>
-                        <w:t>Phone_No</w:t>
-                      </w:r>
-                      <w:proofErr w:type="spellEnd"/>
-                      <w:r>
-                        <w:t>_</w:t>
+                        <w:t>Phone_No_</w:t>
                       </w:r>
                     </w:sdtContent>
                   </w:sdt>
@@ -814,11 +801,9 @@
                       <w:text/>
                     </w:sdtPr>
                     <w:sdtContent>
-                      <w:proofErr w:type="spellStart"/>
                       <w:r>
                         <w:t>Unit_Name</w:t>
                       </w:r>
-                      <w:proofErr w:type="spellEnd"/>
                     </w:sdtContent>
                   </w:sdt>
                 </w:p>
@@ -853,11 +838,9 @@
                       <w:text/>
                     </w:sdtPr>
                     <w:sdtContent>
-                      <w:proofErr w:type="spellStart"/>
                       <w:r>
                         <w:t>Tenant_Email</w:t>
                       </w:r>
-                      <w:proofErr w:type="spellEnd"/>
                     </w:sdtContent>
                   </w:sdt>
                 </w:p>
@@ -887,11 +870,9 @@
                       <w:text/>
                     </w:sdtPr>
                     <w:sdtContent>
-                      <w:proofErr w:type="spellStart"/>
                       <w:r>
                         <w:t>Contract_Start_Date</w:t>
                       </w:r>
-                      <w:proofErr w:type="spellEnd"/>
                     </w:sdtContent>
                   </w:sdt>
                   <w:r>
@@ -909,11 +890,9 @@
                       <w:text/>
                     </w:sdtPr>
                     <w:sdtContent>
-                      <w:proofErr w:type="spellStart"/>
                       <w:r>
                         <w:t>Contract_End_Date</w:t>
                       </w:r>
-                      <w:proofErr w:type="spellEnd"/>
                     </w:sdtContent>
                   </w:sdt>
                 </w:p>
@@ -937,21 +916,19 @@
                   </w:r>
                   <w:sdt>
                     <w:sdtPr>
+                      <w:alias w:val="#Nav: /Payment_Mode2/Customer/Cus_TRN"/>
+                      <w:tag w:val="#Nav: PaymentReceipt/50112"/>
                       <w:id w:val="2008099593"/>
                       <w:placeholder>
                         <w:docPart w:val="DefaultPlaceholder_-1854013440"/>
                       </w:placeholder>
                       <w:dataBinding w:prefixMappings="xmlns:ns0='urn:microsoft-dynamics-nav/reports/PaymentReceipt/50112/'" w:xpath="/ns0:NavWordReportXmlPart[1]/ns0:Payment_Mode2[1]/ns0:Customer[1]/ns0:Cus_TRN[1]" w:storeItemID="{072A5C88-FD1B-4274-ACD9-2C46D19524E4}"/>
                       <w:text/>
-                      <w:alias w:val="#Nav: /Payment_Mode2/Customer/Cus_TRN"/>
-                      <w:tag w:val="#Nav: PaymentReceipt/50112"/>
                     </w:sdtPr>
                     <w:sdtContent>
-                      <w:proofErr w:type="spellStart"/>
                       <w:r>
                         <w:t>Cus_TRN</w:t>
                       </w:r>
-                      <w:proofErr w:type="spellEnd"/>
                     </w:sdtContent>
                   </w:sdt>
                 </w:p>
@@ -980,11 +957,9 @@
                       <w:text/>
                     </w:sdtPr>
                     <w:sdtContent>
-                      <w:proofErr w:type="spellStart"/>
                       <w:r>
                         <w:t>Contract_Tenor</w:t>
                       </w:r>
-                      <w:proofErr w:type="spellEnd"/>
                     </w:sdtContent>
                   </w:sdt>
                 </w:p>
@@ -1205,7 +1180,7 @@
                 <w:alias w:val="#Nav: /Payment_Mode2/Payment_Schedule2"/>
                 <w:tag w:val="#Nav: PaymentReceipt/50112"/>
                 <w:id w:val="-836683949"/>
-                <w15:dataBinding w:prefixMappings="xmlns:ns0='urn:microsoft-dynamics-nav/reports/PaymentReceipt/50112/'" w:xpath="/ns0:NavWordReportXmlPart[1]/ns0:Payment_Mode2[1]/ns0:Payment_Schedule2" w:storeItemID="{072A5C88-FD1B-4274-ACD9-2C46D19524E4}"/>
+                <w15:dataBinding w:prefixMappings="xmlns:ns0='urn:microsoft-dynamics-nav/reports/PaymentReceipt/50112/' " w:xpath="/ns0:NavWordReportXmlPart[1]/ns0:Payment_Mode2[1]/ns0:Payment_Schedule2" w:storeItemID="{072A5C88-FD1B-4274-ACD9-2C46D19524E4}"/>
                 <w15:repeatingSection/>
               </w:sdtPr>
               <w:sdtContent>
@@ -1239,11 +1214,9 @@
                               <w:tcW w:w="1020" w:type="dxa"/>
                             </w:tcPr>
                             <w:p>
-                              <w:proofErr w:type="spellStart"/>
                               <w:r>
                                 <w:t>Pay_S</w:t>
                               </w:r>
-                              <w:proofErr w:type="spellEnd"/>
                             </w:p>
                           </w:tc>
                         </w:sdtContent>
@@ -1289,11 +1262,9 @@
                               <w:tcW w:w="3402" w:type="dxa"/>
                             </w:tcPr>
                             <w:p>
-                              <w:proofErr w:type="spellStart"/>
                               <w:r>
                                 <w:t>Secondary_Item_Type</w:t>
                               </w:r>
-                              <w:proofErr w:type="spellEnd"/>
                             </w:p>
                           </w:tc>
                         </w:sdtContent>
@@ -1315,11 +1286,9 @@
                               <w:tcW w:w="1843" w:type="dxa"/>
                             </w:tcPr>
                             <w:p>
-                              <w:proofErr w:type="spellStart"/>
                               <w:r>
                                 <w:t>Pay_M</w:t>
                               </w:r>
-                              <w:proofErr w:type="spellEnd"/>
                             </w:p>
                           </w:tc>
                         </w:sdtContent>
@@ -1341,11 +1310,9 @@
                               <w:tcW w:w="1276" w:type="dxa"/>
                             </w:tcPr>
                             <w:p>
-                              <w:proofErr w:type="spellStart"/>
                               <w:r>
                                 <w:t>Che_N</w:t>
                               </w:r>
-                              <w:proofErr w:type="spellEnd"/>
                             </w:p>
                           </w:tc>
                         </w:sdtContent>
@@ -1677,11 +1644,9 @@
                           <w:bCs/>
                         </w:rPr>
                       </w:pPr>
-                      <w:proofErr w:type="spellStart"/>
                       <w:r>
                         <w:t>AmountInWords</w:t>
                       </w:r>
-                      <w:proofErr w:type="spellEnd"/>
                     </w:p>
                   </w:sdtContent>
                 </w:sdt>
@@ -2560,6 +2525,7 @@
     <w:rsid w:val="0092048B"/>
     <w:rsid w:val="00945EDD"/>
     <w:rsid w:val="00947FBA"/>
+    <w:rsid w:val="009718E3"/>
     <w:rsid w:val="009B0BD0"/>
     <w:rsid w:val="009C4C5B"/>
     <w:rsid w:val="009F2EE6"/>
@@ -2586,6 +2552,7 @@
     <w:rsid w:val="00C77BAC"/>
     <w:rsid w:val="00CC46D9"/>
     <w:rsid w:val="00CE70BE"/>
+    <w:rsid w:val="00CF77BD"/>
     <w:rsid w:val="00D1285F"/>
     <w:rsid w:val="00D20B7E"/>
     <w:rsid w:val="00D352FA"/>
@@ -3452,7 +3419,7 @@
  
          < C o m p a n y P h o n e > C o m p a n y P h o n e < / C o m p a n y P h o n e >   
-         < C o m p a n y P i c t u r e > C o m p a n y P i c t u r e < / C o m p a n y P i c t u r e > +         < C o m p a n y P i c t u r e   / >   
          < C o m p a n y P o s t c o d e > C o m p a n y P o s t c o d e < / C o m p a n y P o s t c o d e >   
@@ -3461,6 +3428,8 @@
          < C o n t r a c t _ I D > C o n t r a c t _ I D < / C o n t r a c t _ I D >   
          < C u r r e n t D a t e > C u r r e n t D a t e < / C u r r e n t D a t e > + 
+         < R e c e i p t _ _ > R e c e i p t _ _ < / R e c e i p t _ _ >   
          < T e n a n t _ E m a i l > T e n a n t _ E m a i l < / T e n a n t _ E m a i l >   

--- a/PaymentReceipt.docx
+++ b/PaymentReceipt.docx
@@ -1,6 +1,6 @@
 
 <file path=word/document.xml><?xml version="1.0" encoding="utf-8"?>
-<w:document xmlns:a="http://schemas.openxmlformats.org/drawingml/2006/main" xmlns:pic="http://schemas.openxmlformats.org/drawingml/2006/picture" xmlns:wpc="http://schemas.microsoft.com/office/word/2010/wordprocessingCanvas" xmlns:cx="http://schemas.microsoft.com/office/drawing/2014/chartex" xmlns:cx1="http://schemas.microsoft.com/office/drawing/2015/9/8/chartex" xmlns:cx2="http://schemas.microsoft.com/office/drawing/2015/10/21/chartex" xmlns:cx3="http://schemas.microsoft.com/office/drawing/2016/5/9/chartex" xmlns:cx4="http://schemas.microsoft.com/office/drawing/2016/5/10/chartex" xmlns:cx5="http://schemas.microsoft.com/office/drawing/2016/5/11/chartex" xmlns:cx6="http://schemas.microsoft.com/office/drawing/2016/5/12/chartex" xmlns:cx7="http://schemas.microsoft.com/office/drawing/2016/5/13/chartex" xmlns:cx8="http://schemas.microsoft.com/office/drawing/2016/5/14/chartex" xmlns:mc="http://schemas.openxmlformats.org/markup-compatibility/2006" xmlns:aink="http://schemas.microsoft.com/office/drawing/2016/ink" xmlns:am3d="http://schemas.microsoft.com/office/drawing/2017/model3d" xmlns:o="urn:schemas-microsoft-com:office:office" xmlns:oel="http://schemas.microsoft.com/office/2019/extlst" xmlns:r="http://schemas.openxmlformats.org/officeDocument/2006/relationships" xmlns:m="http://schemas.openxmlformats.org/officeDocument/2006/math" xmlns:v="urn:schemas-microsoft-com:vml" xmlns:wp14="http://schemas.microsoft.com/office/word/2010/wordprocessingDrawing" xmlns:wp="http://schemas.openxmlformats.org/drawingml/2006/wordprocessingDrawing" xmlns:w10="urn:schemas-microsoft-com:office:word" xmlns:w="http://schemas.openxmlformats.org/wordprocessingml/2006/main" xmlns:w14="http://schemas.microsoft.com/office/word/2010/wordml" xmlns:w15="http://schemas.microsoft.com/office/word/2012/wordml" xmlns:w16cex="http://schemas.microsoft.com/office/word/2018/wordml/cex" xmlns:w16cid="http://schemas.microsoft.com/office/word/2016/wordml/cid" xmlns:w16="http://schemas.microsoft.com/office/word/2018/wordml" xmlns:w16du="http://schemas.microsoft.com/office/word/2023/wordml/word16du" xmlns:w16sdtdh="http://schemas.microsoft.com/office/word/2020/wordml/sdtdatahash" xmlns:w16se="http://schemas.microsoft.com/office/word/2015/wordml/symex" xmlns:wpg="http://schemas.microsoft.com/office/word/2010/wordprocessingGroup" xmlns:wpi="http://schemas.microsoft.com/office/word/2010/wordprocessingInk" xmlns:wne="http://schemas.microsoft.com/office/word/2006/wordml" xmlns:wps="http://schemas.microsoft.com/office/word/2010/wordprocessingShape" mc:Ignorable="w14 w15 w16se w16cid w16 w16cex w16sdtdh w16du wp14">
+<w:document xmlns:a="http://schemas.openxmlformats.org/drawingml/2006/main" xmlns:pic="http://schemas.openxmlformats.org/drawingml/2006/picture" xmlns:wpc="http://schemas.microsoft.com/office/word/2010/wordprocessingCanvas" xmlns:cx="http://schemas.microsoft.com/office/drawing/2014/chartex" xmlns:cx1="http://schemas.microsoft.com/office/drawing/2015/9/8/chartex" xmlns:cx2="http://schemas.microsoft.com/office/drawing/2015/10/21/chartex" xmlns:cx3="http://schemas.microsoft.com/office/drawing/2016/5/9/chartex" xmlns:cx4="http://schemas.microsoft.com/office/drawing/2016/5/10/chartex" xmlns:cx5="http://schemas.microsoft.com/office/drawing/2016/5/11/chartex" xmlns:cx6="http://schemas.microsoft.com/office/drawing/2016/5/12/chartex" xmlns:cx7="http://schemas.microsoft.com/office/drawing/2016/5/13/chartex" xmlns:cx8="http://schemas.microsoft.com/office/drawing/2016/5/14/chartex" xmlns:mc="http://schemas.openxmlformats.org/markup-compatibility/2006" xmlns:aink="http://schemas.microsoft.com/office/drawing/2016/ink" xmlns:am3d="http://schemas.microsoft.com/office/drawing/2017/model3d" xmlns:o="urn:schemas-microsoft-com:office:office" xmlns:oel="http://schemas.microsoft.com/office/2019/extlst" xmlns:r="http://schemas.openxmlformats.org/officeDocument/2006/relationships" xmlns:m="http://schemas.openxmlformats.org/officeDocument/2006/math" xmlns:v="urn:schemas-microsoft-com:vml" xmlns:wp14="http://schemas.microsoft.com/office/word/2010/wordprocessingDrawing" xmlns:wp="http://schemas.openxmlformats.org/drawingml/2006/wordprocessingDrawing" xmlns:w10="urn:schemas-microsoft-com:office:word" xmlns:w="http://schemas.openxmlformats.org/wordprocessingml/2006/main" xmlns:w14="http://schemas.microsoft.com/office/word/2010/wordml" xmlns:w15="http://schemas.microsoft.com/office/word/2012/wordml" xmlns:w16cex="http://schemas.microsoft.com/office/word/2018/wordml/cex" xmlns:w16cid="http://schemas.microsoft.com/office/word/2016/wordml/cid" xmlns:w16="http://schemas.microsoft.com/office/word/2018/wordml" xmlns:w16du="http://schemas.microsoft.com/office/word/2023/wordml/word16du" xmlns:w16sdtdh="http://schemas.microsoft.com/office/word/2020/wordml/sdtdatahash" xmlns:w16sdtfl="http://schemas.microsoft.com/office/word/2024/wordml/sdtformatlock" xmlns:w16se="http://schemas.microsoft.com/office/word/2015/wordml/symex" xmlns:wpg="http://schemas.microsoft.com/office/word/2010/wordprocessingGroup" xmlns:wpi="http://schemas.microsoft.com/office/word/2010/wordprocessingInk" xmlns:wne="http://schemas.microsoft.com/office/word/2006/wordml" xmlns:wps="http://schemas.microsoft.com/office/word/2010/wordprocessingShape" mc:Ignorable="w14 w15 w16se w16cid w16 w16cex w16sdtdh w16sdtfl w16du wp14">
   <w:body>
     <w:tbl>
       <w:tblPr>
@@ -78,6 +78,7 @@
                       </w:tcBorders>
                     </w:tcPr>
                     <w:p>
+                      <w:proofErr w:type="spellStart"/>
                       <w:r>
                         <w:rPr>
                           <w:b/>
@@ -87,6 +88,7 @@
                         </w:rPr>
                         <w:t>CompanyName</w:t>
                       </w:r>
+                      <w:proofErr w:type="spellEnd"/>
                     </w:p>
                   </w:tc>
                 </w:sdtContent>
@@ -146,9 +148,11 @@
                       </w:tcBorders>
                     </w:tcPr>
                     <w:p>
+                      <w:proofErr w:type="spellStart"/>
                       <w:r>
                         <w:t>CompanyAddress</w:t>
                       </w:r>
+                      <w:proofErr w:type="spellEnd"/>
                     </w:p>
                   </w:tc>
                 </w:sdtContent>
@@ -253,6 +257,7 @@
                       <w:text/>
                     </w:sdtPr>
                     <w:sdtContent>
+                      <w:proofErr w:type="spellStart"/>
                       <w:r>
                         <w:t>CompanyCity</w:t>
                       </w:r>
@@ -276,6 +281,7 @@
                       <w:r>
                         <w:t>CompanyPostcode</w:t>
                       </w:r>
+                      <w:proofErr w:type="spellEnd"/>
                     </w:sdtContent>
                   </w:sdt>
                   <w:r>
@@ -284,6 +290,7 @@
                   <w:r>
                     <w:t>,</w:t>
                   </w:r>
+                  <w:proofErr w:type="spellStart"/>
                   <w:sdt>
                     <w:sdtPr>
                       <w:alias w:val="#Nav: /Payment_Mode2/CompanyCountry"/>
@@ -299,6 +306,7 @@
                       <w:r>
                         <w:t>CompanyCountry</w:t>
                       </w:r>
+                      <w:proofErr w:type="spellEnd"/>
                     </w:sdtContent>
                   </w:sdt>
                 </w:p>
@@ -345,9 +353,11 @@
                       <w:text/>
                     </w:sdtPr>
                     <w:sdtContent>
+                      <w:proofErr w:type="spellStart"/>
                       <w:r>
                         <w:t>CompanyPhone</w:t>
                       </w:r>
+                      <w:proofErr w:type="spellEnd"/>
                     </w:sdtContent>
                   </w:sdt>
                 </w:p>
@@ -394,9 +404,11 @@
                       <w:text/>
                     </w:sdtPr>
                     <w:sdtContent>
+                      <w:proofErr w:type="spellStart"/>
                       <w:r>
                         <w:t>CompanyEmail</w:t>
                       </w:r>
+                      <w:proofErr w:type="spellEnd"/>
                     </w:sdtContent>
                   </w:sdt>
                 </w:p>
@@ -446,9 +458,11 @@
                       <w:text/>
                     </w:sdtPr>
                     <w:sdtContent>
+                      <w:proofErr w:type="spellStart"/>
                       <w:r>
                         <w:t>CompanyTRN</w:t>
                       </w:r>
+                      <w:proofErr w:type="spellEnd"/>
                     </w:sdtContent>
                   </w:sdt>
                 </w:p>
@@ -495,14 +509,14 @@
                   </w:r>
                   <w:sdt>
                     <w:sdtPr>
+                      <w:alias w:val="#Nav: /Payment_Mode2/Receipt__"/>
+                      <w:tag w:val="#Nav: PaymentReceipt/50112"/>
                       <w:id w:val="837121487"/>
                       <w:placeholder>
                         <w:docPart w:val="DefaultPlaceholder_-1854013440"/>
                       </w:placeholder>
                       <w:dataBinding w:prefixMappings="xmlns:ns0='urn:microsoft-dynamics-nav/reports/PaymentReceipt/50112/' " w:xpath="/ns0:NavWordReportXmlPart[1]/ns0:Payment_Mode2[1]/ns0:Receipt__[1]" w:storeItemID="{072A5C88-FD1B-4274-ACD9-2C46D19524E4}"/>
                       <w:text/>
-                      <w:alias w:val="#Nav: /Payment_Mode2/Receipt__"/>
-                      <w:tag w:val="#Nav: PaymentReceipt/50112"/>
                     </w:sdtPr>
                     <w:sdtContent>
                       <w:r>
@@ -534,19 +548,21 @@
                   </w:r>
                   <w:sdt>
                     <w:sdtPr>
-                      <w:alias w:val="#Nav: /Payment_Mode2/CurrentDate"/>
-                      <w:tag w:val="#Nav: PaymentReceipt/50112"/>
-                      <w:id w:val="-1709092755"/>
+                      <w:id w:val="2125880669"/>
                       <w:placeholder>
                         <w:docPart w:val="DefaultPlaceholder_-1854013440"/>
                       </w:placeholder>
-                      <w:dataBinding w:prefixMappings="xmlns:ns0='urn:microsoft-dynamics-nav/reports/PaymentReceipt/50112/'" w:xpath="/ns0:NavWordReportXmlPart[1]/ns0:Payment_Mode2[1]/ns0:CurrentDate[1]" w:storeItemID="{072A5C88-FD1B-4274-ACD9-2C46D19524E4}"/>
+                      <w:dataBinding w:prefixMappings="xmlns:ns0='urn:microsoft-dynamics-nav/reports/PaymentReceipt/50112/' " w:xpath="/ns0:NavWordReportXmlPart[1]/ns0:Payment_Mode2[1]/ns0:Receipt_Date[1]" w:storeItemID="{072A5C88-FD1B-4274-ACD9-2C46D19524E4}"/>
                       <w:text/>
+                      <w:alias w:val="#Nav: /Payment_Mode2/Receipt_Date"/>
+                      <w:tag w:val="#Nav: PaymentReceipt/50112"/>
                     </w:sdtPr>
                     <w:sdtContent>
+                      <w:proofErr w:type="spellStart"/>
                       <w:r>
-                        <w:t>CurrentDate</w:t>
+                        <w:t>Receipt_Date</w:t>
                       </w:r>
+                      <w:proofErr w:type="spellEnd"/>
                     </w:sdtContent>
                   </w:sdt>
                 </w:p>
@@ -635,9 +651,11 @@
                       </w:tcBorders>
                     </w:tcPr>
                     <w:p>
+                      <w:proofErr w:type="spellStart"/>
                       <w:r>
                         <w:t>Tenant_Name</w:t>
                       </w:r>
+                      <w:proofErr w:type="spellEnd"/>
                     </w:p>
                   </w:tc>
                 </w:sdtContent>
@@ -666,9 +684,11 @@
                       <w:text/>
                     </w:sdtPr>
                     <w:sdtContent>
+                      <w:proofErr w:type="spellStart"/>
                       <w:r>
                         <w:t>Contract_ID</w:t>
                       </w:r>
+                      <w:proofErr w:type="spellEnd"/>
                     </w:sdtContent>
                   </w:sdt>
                 </w:p>
@@ -732,9 +752,11 @@
                       <w:text/>
                     </w:sdtPr>
                     <w:sdtContent>
+                      <w:proofErr w:type="spellStart"/>
                       <w:r>
                         <w:t>Property_Name</w:t>
                       </w:r>
+                      <w:proofErr w:type="spellEnd"/>
                     </w:sdtContent>
                   </w:sdt>
                 </w:p>
@@ -769,8 +791,13 @@
                       <w:text/>
                     </w:sdtPr>
                     <w:sdtContent>
+                      <w:proofErr w:type="spellStart"/>
                       <w:r>
-                        <w:t>Phone_No_</w:t>
+                        <w:t>Phone_No</w:t>
+                      </w:r>
+                      <w:proofErr w:type="spellEnd"/>
+                      <w:r>
+                        <w:t>_</w:t>
                       </w:r>
                     </w:sdtContent>
                   </w:sdt>
@@ -801,9 +828,11 @@
                       <w:text/>
                     </w:sdtPr>
                     <w:sdtContent>
+                      <w:proofErr w:type="spellStart"/>
                       <w:r>
                         <w:t>Unit_Name</w:t>
                       </w:r>
+                      <w:proofErr w:type="spellEnd"/>
                     </w:sdtContent>
                   </w:sdt>
                 </w:p>
@@ -838,9 +867,11 @@
                       <w:text/>
                     </w:sdtPr>
                     <w:sdtContent>
+                      <w:proofErr w:type="spellStart"/>
                       <w:r>
                         <w:t>Tenant_Email</w:t>
                       </w:r>
+                      <w:proofErr w:type="spellEnd"/>
                     </w:sdtContent>
                   </w:sdt>
                 </w:p>
@@ -870,9 +901,11 @@
                       <w:text/>
                     </w:sdtPr>
                     <w:sdtContent>
+                      <w:proofErr w:type="spellStart"/>
                       <w:r>
                         <w:t>Contract_Start_Date</w:t>
                       </w:r>
+                      <w:proofErr w:type="spellEnd"/>
                     </w:sdtContent>
                   </w:sdt>
                   <w:r>
@@ -890,9 +923,11 @@
                       <w:text/>
                     </w:sdtPr>
                     <w:sdtContent>
+                      <w:proofErr w:type="spellStart"/>
                       <w:r>
                         <w:t>Contract_End_Date</w:t>
                       </w:r>
+                      <w:proofErr w:type="spellEnd"/>
                     </w:sdtContent>
                   </w:sdt>
                 </w:p>
@@ -926,9 +961,11 @@
                       <w:text/>
                     </w:sdtPr>
                     <w:sdtContent>
+                      <w:proofErr w:type="spellStart"/>
                       <w:r>
                         <w:t>Cus_TRN</w:t>
                       </w:r>
+                      <w:proofErr w:type="spellEnd"/>
                     </w:sdtContent>
                   </w:sdt>
                 </w:p>
@@ -957,9 +994,11 @@
                       <w:text/>
                     </w:sdtPr>
                     <w:sdtContent>
+                      <w:proofErr w:type="spellStart"/>
                       <w:r>
                         <w:t>Contract_Tenor</w:t>
                       </w:r>
+                      <w:proofErr w:type="spellEnd"/>
                     </w:sdtContent>
                   </w:sdt>
                 </w:p>
@@ -1197,39 +1236,44 @@
                       <w:trPr>
                         <w:trHeight w:val="250"/>
                       </w:trPr>
-                      <w:sdt>
-                        <w:sdtPr>
-                          <w:alias w:val="#Nav: /Payment_Mode2/Payment_Schedule2/Pay_S"/>
-                          <w:tag w:val="#Nav: PaymentReceipt/50112"/>
-                          <w:id w:val="1502464620"/>
-                          <w:placeholder>
-                            <w:docPart w:val="DefaultPlaceholder_-1854013440"/>
-                          </w:placeholder>
-                          <w:dataBinding w:prefixMappings="xmlns:ns0='urn:microsoft-dynamics-nav/reports/PaymentReceipt/50112/'" w:xpath="/ns0:NavWordReportXmlPart[1]/ns0:Payment_Mode2[1]/ns0:Payment_Schedule2[1]/ns0:Pay_S[1]" w:storeItemID="{072A5C88-FD1B-4274-ACD9-2C46D19524E4}"/>
-                          <w:text/>
-                        </w:sdtPr>
-                        <w:sdtContent>
-                          <w:tc>
-                            <w:tcPr>
-                              <w:tcW w:w="1020" w:type="dxa"/>
-                            </w:tcPr>
-                            <w:p>
+                      <w:tc>
+                        <w:tcPr>
+                          <w:tcW w:w="1020" w:type="dxa"/>
+                        </w:tcPr>
+                        <w:p>
+                          <w:sdt>
+                            <w:sdtPr>
+                              <w:alias w:val="#Nav: /Payment_Mode2/Payment_Schedule2/Pay_S"/>
+                              <w:tag w:val="#Nav: PaymentReceipt/50112"/>
+                              <w:id w:val="530459479"/>
+                              <w:placeholder>
+                                <w:docPart w:val="DefaultPlaceholder_-1854013440"/>
+                              </w:placeholder>
+                              <w:dataBinding w:prefixMappings="xmlns:ns0='urn:microsoft-dynamics-nav/reports/PaymentReceipt/50112/' " w:xpath="/ns0:NavWordReportXmlPart[1]/ns0:Payment_Mode2[1]/ns0:Payment_Schedule2[1]/ns0:Pay_S[1]" w:storeItemID="{072A5C88-FD1B-4274-ACD9-2C46D19524E4}"/>
+                              <w:text/>
+                            </w:sdtPr>
+                            <w:sdtContent>
+                              <w:proofErr w:type="spellStart"/>
                               <w:r>
                                 <w:t>Pay_S</w:t>
                               </w:r>
-                            </w:p>
-                          </w:tc>
-                        </w:sdtContent>
-                      </w:sdt>
+                              <w:proofErr w:type="spellEnd"/>
+                            </w:sdtContent>
+                          </w:sdt>
+                          <w:r>
+                            <w:t xml:space="preserve"> </w:t>
+                          </w:r>
+                        </w:p>
+                      </w:tc>
                       <w:sdt>
                         <w:sdtPr>
                           <w:alias w:val="#Nav: /Payment_Mode2/Payment_Schedule2/I_ID"/>
                           <w:tag w:val="#Nav: PaymentReceipt/50112"/>
-                          <w:id w:val="2024972826"/>
+                          <w:id w:val="-1526708678"/>
                           <w:placeholder>
                             <w:docPart w:val="DefaultPlaceholder_-1854013440"/>
                           </w:placeholder>
-                          <w:dataBinding w:prefixMappings="xmlns:ns0='urn:microsoft-dynamics-nav/reports/PaymentReceipt/50112/'" w:xpath="/ns0:NavWordReportXmlPart[1]/ns0:Payment_Mode2[1]/ns0:Payment_Schedule2[1]/ns0:I_ID[1]" w:storeItemID="{072A5C88-FD1B-4274-ACD9-2C46D19524E4}"/>
+                          <w:dataBinding w:prefixMappings="xmlns:ns0='urn:microsoft-dynamics-nav/reports/PaymentReceipt/50112/' " w:xpath="/ns0:NavWordReportXmlPart[1]/ns0:Payment_Mode2[1]/ns0:Payment_Schedule2[1]/ns0:I_ID[1]" w:storeItemID="{072A5C88-FD1B-4274-ACD9-2C46D19524E4}"/>
                           <w:text/>
                         </w:sdtPr>
                         <w:sdtContent>
@@ -1262,9 +1306,11 @@
                               <w:tcW w:w="3402" w:type="dxa"/>
                             </w:tcPr>
                             <w:p>
+                              <w:proofErr w:type="spellStart"/>
                               <w:r>
                                 <w:t>Secondary_Item_Type</w:t>
                               </w:r>
+                              <w:proofErr w:type="spellEnd"/>
                             </w:p>
                           </w:tc>
                         </w:sdtContent>
@@ -1273,11 +1319,11 @@
                         <w:sdtPr>
                           <w:alias w:val="#Nav: /Payment_Mode2/Payment_Schedule2/Pay_M"/>
                           <w:tag w:val="#Nav: PaymentReceipt/50112"/>
-                          <w:id w:val="2059120581"/>
+                          <w:id w:val="-1825272108"/>
                           <w:placeholder>
                             <w:docPart w:val="DefaultPlaceholder_-1854013440"/>
                           </w:placeholder>
-                          <w:dataBinding w:prefixMappings="xmlns:ns0='urn:microsoft-dynamics-nav/reports/PaymentReceipt/50112/'" w:xpath="/ns0:NavWordReportXmlPart[1]/ns0:Payment_Mode2[1]/ns0:Payment_Schedule2[1]/ns0:Pay_M[1]" w:storeItemID="{072A5C88-FD1B-4274-ACD9-2C46D19524E4}"/>
+                          <w:dataBinding w:prefixMappings="xmlns:ns0='urn:microsoft-dynamics-nav/reports/PaymentReceipt/50112/' " w:xpath="/ns0:NavWordReportXmlPart[1]/ns0:Payment_Mode2[1]/ns0:Payment_Schedule2[1]/ns0:Pay_M[1]" w:storeItemID="{072A5C88-FD1B-4274-ACD9-2C46D19524E4}"/>
                           <w:text/>
                         </w:sdtPr>
                         <w:sdtContent>
@@ -1286,9 +1332,11 @@
                               <w:tcW w:w="1843" w:type="dxa"/>
                             </w:tcPr>
                             <w:p>
+                              <w:proofErr w:type="spellStart"/>
                               <w:r>
                                 <w:t>Pay_M</w:t>
                               </w:r>
+                              <w:proofErr w:type="spellEnd"/>
                             </w:p>
                           </w:tc>
                         </w:sdtContent>
@@ -1297,11 +1345,11 @@
                         <w:sdtPr>
                           <w:alias w:val="#Nav: /Payment_Mode2/Payment_Schedule2/Che_N"/>
                           <w:tag w:val="#Nav: PaymentReceipt/50112"/>
-                          <w:id w:val="-2016597163"/>
+                          <w:id w:val="-2133770087"/>
                           <w:placeholder>
                             <w:docPart w:val="DefaultPlaceholder_-1854013440"/>
                           </w:placeholder>
-                          <w:dataBinding w:prefixMappings="xmlns:ns0='urn:microsoft-dynamics-nav/reports/PaymentReceipt/50112/'" w:xpath="/ns0:NavWordReportXmlPart[1]/ns0:Payment_Mode2[1]/ns0:Payment_Schedule2[1]/ns0:Che_N[1]" w:storeItemID="{072A5C88-FD1B-4274-ACD9-2C46D19524E4}"/>
+                          <w:dataBinding w:prefixMappings="xmlns:ns0='urn:microsoft-dynamics-nav/reports/PaymentReceipt/50112/' " w:xpath="/ns0:NavWordReportXmlPart[1]/ns0:Payment_Mode2[1]/ns0:Payment_Schedule2[1]/ns0:Che_N[1]" w:storeItemID="{072A5C88-FD1B-4274-ACD9-2C46D19524E4}"/>
                           <w:text/>
                         </w:sdtPr>
                         <w:sdtContent>
@@ -1310,9 +1358,11 @@
                               <w:tcW w:w="1276" w:type="dxa"/>
                             </w:tcPr>
                             <w:p>
+                              <w:proofErr w:type="spellStart"/>
                               <w:r>
                                 <w:t>Che_N</w:t>
                               </w:r>
+                              <w:proofErr w:type="spellEnd"/>
                             </w:p>
                           </w:tc>
                         </w:sdtContent>
@@ -1644,9 +1694,11 @@
                           <w:bCs/>
                         </w:rPr>
                       </w:pPr>
+                      <w:proofErr w:type="spellStart"/>
                       <w:r>
                         <w:t>AmountInWords</w:t>
                       </w:r>
+                      <w:proofErr w:type="spellEnd"/>
                     </w:p>
                   </w:sdtContent>
                 </w:sdt>
@@ -1688,7 +1740,7 @@
 </file>
 
 <file path=word/endnotes.xml><?xml version="1.0" encoding="utf-8"?>
-<w:endnotes xmlns:wpc="http://schemas.microsoft.com/office/word/2010/wordprocessingCanvas" xmlns:cx="http://schemas.microsoft.com/office/drawing/2014/chartex" xmlns:cx1="http://schemas.microsoft.com/office/drawing/2015/9/8/chartex" xmlns:cx2="http://schemas.microsoft.com/office/drawing/2015/10/21/chartex" xmlns:cx3="http://schemas.microsoft.com/office/drawing/2016/5/9/chartex" xmlns:cx4="http://schemas.microsoft.com/office/drawing/2016/5/10/chartex" xmlns:cx5="http://schemas.microsoft.com/office/drawing/2016/5/11/chartex" xmlns:cx6="http://schemas.microsoft.com/office/drawing/2016/5/12/chartex" xmlns:cx7="http://schemas.microsoft.com/office/drawing/2016/5/13/chartex" xmlns:cx8="http://schemas.microsoft.com/office/drawing/2016/5/14/chartex" xmlns:mc="http://schemas.openxmlformats.org/markup-compatibility/2006" xmlns:aink="http://schemas.microsoft.com/office/drawing/2016/ink" xmlns:am3d="http://schemas.microsoft.com/office/drawing/2017/model3d" xmlns:o="urn:schemas-microsoft-com:office:office" xmlns:oel="http://schemas.microsoft.com/office/2019/extlst" xmlns:r="http://schemas.openxmlformats.org/officeDocument/2006/relationships" xmlns:m="http://schemas.openxmlformats.org/officeDocument/2006/math" xmlns:v="urn:schemas-microsoft-com:vml" xmlns:wp14="http://schemas.microsoft.com/office/word/2010/wordprocessingDrawing" xmlns:wp="http://schemas.openxmlformats.org/drawingml/2006/wordprocessingDrawing" xmlns:w10="urn:schemas-microsoft-com:office:word" xmlns:w="http://schemas.openxmlformats.org/wordprocessingml/2006/main" xmlns:w14="http://schemas.microsoft.com/office/word/2010/wordml" xmlns:w15="http://schemas.microsoft.com/office/word/2012/wordml" xmlns:w16cex="http://schemas.microsoft.com/office/word/2018/wordml/cex" xmlns:w16cid="http://schemas.microsoft.com/office/word/2016/wordml/cid" xmlns:w16="http://schemas.microsoft.com/office/word/2018/wordml" xmlns:w16du="http://schemas.microsoft.com/office/word/2023/wordml/word16du" xmlns:w16sdtdh="http://schemas.microsoft.com/office/word/2020/wordml/sdtdatahash" xmlns:w16se="http://schemas.microsoft.com/office/word/2015/wordml/symex" xmlns:wpg="http://schemas.microsoft.com/office/word/2010/wordprocessingGroup" xmlns:wpi="http://schemas.microsoft.com/office/word/2010/wordprocessingInk" xmlns:wne="http://schemas.microsoft.com/office/word/2006/wordml" xmlns:wps="http://schemas.microsoft.com/office/word/2010/wordprocessingShape" mc:Ignorable="w14 w15 w16se w16cid w16 w16cex w16sdtdh w16du wp14">
+<w:endnotes xmlns:wpc="http://schemas.microsoft.com/office/word/2010/wordprocessingCanvas" xmlns:cx="http://schemas.microsoft.com/office/drawing/2014/chartex" xmlns:cx1="http://schemas.microsoft.com/office/drawing/2015/9/8/chartex" xmlns:cx2="http://schemas.microsoft.com/office/drawing/2015/10/21/chartex" xmlns:cx3="http://schemas.microsoft.com/office/drawing/2016/5/9/chartex" xmlns:cx4="http://schemas.microsoft.com/office/drawing/2016/5/10/chartex" xmlns:cx5="http://schemas.microsoft.com/office/drawing/2016/5/11/chartex" xmlns:cx6="http://schemas.microsoft.com/office/drawing/2016/5/12/chartex" xmlns:cx7="http://schemas.microsoft.com/office/drawing/2016/5/13/chartex" xmlns:cx8="http://schemas.microsoft.com/office/drawing/2016/5/14/chartex" xmlns:mc="http://schemas.openxmlformats.org/markup-compatibility/2006" xmlns:aink="http://schemas.microsoft.com/office/drawing/2016/ink" xmlns:am3d="http://schemas.microsoft.com/office/drawing/2017/model3d" xmlns:o="urn:schemas-microsoft-com:office:office" xmlns:oel="http://schemas.microsoft.com/office/2019/extlst" xmlns:r="http://schemas.openxmlformats.org/officeDocument/2006/relationships" xmlns:m="http://schemas.openxmlformats.org/officeDocument/2006/math" xmlns:v="urn:schemas-microsoft-com:vml" xmlns:wp14="http://schemas.microsoft.com/office/word/2010/wordprocessingDrawing" xmlns:wp="http://schemas.openxmlformats.org/drawingml/2006/wordprocessingDrawing" xmlns:w10="urn:schemas-microsoft-com:office:word" xmlns:w="http://schemas.openxmlformats.org/wordprocessingml/2006/main" xmlns:w14="http://schemas.microsoft.com/office/word/2010/wordml" xmlns:w15="http://schemas.microsoft.com/office/word/2012/wordml" xmlns:w16cex="http://schemas.microsoft.com/office/word/2018/wordml/cex" xmlns:w16cid="http://schemas.microsoft.com/office/word/2016/wordml/cid" xmlns:w16="http://schemas.microsoft.com/office/word/2018/wordml" xmlns:w16du="http://schemas.microsoft.com/office/word/2023/wordml/word16du" xmlns:w16sdtdh="http://schemas.microsoft.com/office/word/2020/wordml/sdtdatahash" xmlns:w16sdtfl="http://schemas.microsoft.com/office/word/2024/wordml/sdtformatlock" xmlns:w16se="http://schemas.microsoft.com/office/word/2015/wordml/symex" xmlns:wpg="http://schemas.microsoft.com/office/word/2010/wordprocessingGroup" xmlns:wpi="http://schemas.microsoft.com/office/word/2010/wordprocessingInk" xmlns:wne="http://schemas.microsoft.com/office/word/2006/wordml" xmlns:wps="http://schemas.microsoft.com/office/word/2010/wordprocessingShape" mc:Ignorable="w14 w15 w16se w16cid w16 w16cex w16sdtdh w16sdtfl w16du wp14">
   <w:endnote w:type="separator" w:id="-1">
     <w:p>
       <w:pPr>
@@ -1713,7 +1765,7 @@
 </file>
 
 <file path=word/footnotes.xml><?xml version="1.0" encoding="utf-8"?>
-<w:footnotes xmlns:wpc="http://schemas.microsoft.com/office/word/2010/wordprocessingCanvas" xmlns:cx="http://schemas.microsoft.com/office/drawing/2014/chartex" xmlns:cx1="http://schemas.microsoft.com/office/drawing/2015/9/8/chartex" xmlns:cx2="http://schemas.microsoft.com/office/drawing/2015/10/21/chartex" xmlns:cx3="http://schemas.microsoft.com/office/drawing/2016/5/9/chartex" xmlns:cx4="http://schemas.microsoft.com/office/drawing/2016/5/10/chartex" xmlns:cx5="http://schemas.microsoft.com/office/drawing/2016/5/11/chartex" xmlns:cx6="http://schemas.microsoft.com/office/drawing/2016/5/12/chartex" xmlns:cx7="http://schemas.microsoft.com/office/drawing/2016/5/13/chartex" xmlns:cx8="http://schemas.microsoft.com/office/drawing/2016/5/14/chartex" xmlns:mc="http://schemas.openxmlformats.org/markup-compatibility/2006" xmlns:aink="http://schemas.microsoft.com/office/drawing/2016/ink" xmlns:am3d="http://schemas.microsoft.com/office/drawing/2017/model3d" xmlns:o="urn:schemas-microsoft-com:office:office" xmlns:oel="http://schemas.microsoft.com/office/2019/extlst" xmlns:r="http://schemas.openxmlformats.org/officeDocument/2006/relationships" xmlns:m="http://schemas.openxmlformats.org/officeDocument/2006/math" xmlns:v="urn:schemas-microsoft-com:vml" xmlns:wp14="http://schemas.microsoft.com/office/word/2010/wordprocessingDrawing" xmlns:wp="http://schemas.openxmlformats.org/drawingml/2006/wordprocessingDrawing" xmlns:w10="urn:schemas-microsoft-com:office:word" xmlns:w="http://schemas.openxmlformats.org/wordprocessingml/2006/main" xmlns:w14="http://schemas.microsoft.com/office/word/2010/wordml" xmlns:w15="http://schemas.microsoft.com/office/word/2012/wordml" xmlns:w16cex="http://schemas.microsoft.com/office/word/2018/wordml/cex" xmlns:w16cid="http://schemas.microsoft.com/office/word/2016/wordml/cid" xmlns:w16="http://schemas.microsoft.com/office/word/2018/wordml" xmlns:w16du="http://schemas.microsoft.com/office/word/2023/wordml/word16du" xmlns:w16sdtdh="http://schemas.microsoft.com/office/word/2020/wordml/sdtdatahash" xmlns:w16se="http://schemas.microsoft.com/office/word/2015/wordml/symex" xmlns:wpg="http://schemas.microsoft.com/office/word/2010/wordprocessingGroup" xmlns:wpi="http://schemas.microsoft.com/office/word/2010/wordprocessingInk" xmlns:wne="http://schemas.microsoft.com/office/word/2006/wordml" xmlns:wps="http://schemas.microsoft.com/office/word/2010/wordprocessingShape" mc:Ignorable="w14 w15 w16se w16cid w16 w16cex w16sdtdh w16du wp14">
+<w:footnotes xmlns:wpc="http://schemas.microsoft.com/office/word/2010/wordprocessingCanvas" xmlns:cx="http://schemas.microsoft.com/office/drawing/2014/chartex" xmlns:cx1="http://schemas.microsoft.com/office/drawing/2015/9/8/chartex" xmlns:cx2="http://schemas.microsoft.com/office/drawing/2015/10/21/chartex" xmlns:cx3="http://schemas.microsoft.com/office/drawing/2016/5/9/chartex" xmlns:cx4="http://schemas.microsoft.com/office/drawing/2016/5/10/chartex" xmlns:cx5="http://schemas.microsoft.com/office/drawing/2016/5/11/chartex" xmlns:cx6="http://schemas.microsoft.com/office/drawing/2016/5/12/chartex" xmlns:cx7="http://schemas.microsoft.com/office/drawing/2016/5/13/chartex" xmlns:cx8="http://schemas.microsoft.com/office/drawing/2016/5/14/chartex" xmlns:mc="http://schemas.openxmlformats.org/markup-compatibility/2006" xmlns:aink="http://schemas.microsoft.com/office/drawing/2016/ink" xmlns:am3d="http://schemas.microsoft.com/office/drawing/2017/model3d" xmlns:o="urn:schemas-microsoft-com:office:office" xmlns:oel="http://schemas.microsoft.com/office/2019/extlst" xmlns:r="http://schemas.openxmlformats.org/officeDocument/2006/relationships" xmlns:m="http://schemas.openxmlformats.org/officeDocument/2006/math" xmlns:v="urn:schemas-microsoft-com:vml" xmlns:wp14="http://schemas.microsoft.com/office/word/2010/wordprocessingDrawing" xmlns:wp="http://schemas.openxmlformats.org/drawingml/2006/wordprocessingDrawing" xmlns:w10="urn:schemas-microsoft-com:office:word" xmlns:w="http://schemas.openxmlformats.org/wordprocessingml/2006/main" xmlns:w14="http://schemas.microsoft.com/office/word/2010/wordml" xmlns:w15="http://schemas.microsoft.com/office/word/2012/wordml" xmlns:w16cex="http://schemas.microsoft.com/office/word/2018/wordml/cex" xmlns:w16cid="http://schemas.microsoft.com/office/word/2016/wordml/cid" xmlns:w16="http://schemas.microsoft.com/office/word/2018/wordml" xmlns:w16du="http://schemas.microsoft.com/office/word/2023/wordml/word16du" xmlns:w16sdtdh="http://schemas.microsoft.com/office/word/2020/wordml/sdtdatahash" xmlns:w16sdtfl="http://schemas.microsoft.com/office/word/2024/wordml/sdtformatlock" xmlns:w16se="http://schemas.microsoft.com/office/word/2015/wordml/symex" xmlns:wpg="http://schemas.microsoft.com/office/word/2010/wordprocessingGroup" xmlns:wpi="http://schemas.microsoft.com/office/word/2010/wordprocessingInk" xmlns:wne="http://schemas.microsoft.com/office/word/2006/wordml" xmlns:wps="http://schemas.microsoft.com/office/word/2010/wordprocessingShape" mc:Ignorable="w14 w15 w16se w16cid w16 w16cex w16sdtdh w16sdtfl w16du wp14">
   <w:footnote w:type="separator" w:id="-1">
     <w:p>
       <w:pPr>
@@ -1738,7 +1790,7 @@
 </file>
 
 <file path=word/header1.xml><?xml version="1.0" encoding="utf-8"?>
-<w:hdr xmlns:a="http://schemas.openxmlformats.org/drawingml/2006/main" xmlns:wpc="http://schemas.microsoft.com/office/word/2010/wordprocessingCanvas" xmlns:cx="http://schemas.microsoft.com/office/drawing/2014/chartex" xmlns:cx1="http://schemas.microsoft.com/office/drawing/2015/9/8/chartex" xmlns:cx2="http://schemas.microsoft.com/office/drawing/2015/10/21/chartex" xmlns:cx3="http://schemas.microsoft.com/office/drawing/2016/5/9/chartex" xmlns:cx4="http://schemas.microsoft.com/office/drawing/2016/5/10/chartex" xmlns:cx5="http://schemas.microsoft.com/office/drawing/2016/5/11/chartex" xmlns:cx6="http://schemas.microsoft.com/office/drawing/2016/5/12/chartex" xmlns:cx7="http://schemas.microsoft.com/office/drawing/2016/5/13/chartex" xmlns:cx8="http://schemas.microsoft.com/office/drawing/2016/5/14/chartex" xmlns:mc="http://schemas.openxmlformats.org/markup-compatibility/2006" xmlns:aink="http://schemas.microsoft.com/office/drawing/2016/ink" xmlns:am3d="http://schemas.microsoft.com/office/drawing/2017/model3d" xmlns:o="urn:schemas-microsoft-com:office:office" xmlns:oel="http://schemas.microsoft.com/office/2019/extlst" xmlns:r="http://schemas.openxmlformats.org/officeDocument/2006/relationships" xmlns:m="http://schemas.openxmlformats.org/officeDocument/2006/math" xmlns:v="urn:schemas-microsoft-com:vml" xmlns:wp14="http://schemas.microsoft.com/office/word/2010/wordprocessingDrawing" xmlns:wp="http://schemas.openxmlformats.org/drawingml/2006/wordprocessingDrawing" xmlns:w10="urn:schemas-microsoft-com:office:word" xmlns:w="http://schemas.openxmlformats.org/wordprocessingml/2006/main" xmlns:w14="http://schemas.microsoft.com/office/word/2010/wordml" xmlns:w15="http://schemas.microsoft.com/office/word/2012/wordml" xmlns:w16cex="http://schemas.microsoft.com/office/word/2018/wordml/cex" xmlns:w16cid="http://schemas.microsoft.com/office/word/2016/wordml/cid" xmlns:w16="http://schemas.microsoft.com/office/word/2018/wordml" xmlns:w16du="http://schemas.microsoft.com/office/word/2023/wordml/word16du" xmlns:w16sdtdh="http://schemas.microsoft.com/office/word/2020/wordml/sdtdatahash" xmlns:w16se="http://schemas.microsoft.com/office/word/2015/wordml/symex" xmlns:wpg="http://schemas.microsoft.com/office/word/2010/wordprocessingGroup" xmlns:wpi="http://schemas.microsoft.com/office/word/2010/wordprocessingInk" xmlns:wne="http://schemas.microsoft.com/office/word/2006/wordml" xmlns:wps="http://schemas.microsoft.com/office/word/2010/wordprocessingShape" mc:Ignorable="w14 w15 w16se w16cid w16 w16cex w16sdtdh w16du wp14">
+<w:hdr xmlns:a="http://schemas.openxmlformats.org/drawingml/2006/main" xmlns:wpc="http://schemas.microsoft.com/office/word/2010/wordprocessingCanvas" xmlns:cx="http://schemas.microsoft.com/office/drawing/2014/chartex" xmlns:cx1="http://schemas.microsoft.com/office/drawing/2015/9/8/chartex" xmlns:cx2="http://schemas.microsoft.com/office/drawing/2015/10/21/chartex" xmlns:cx3="http://schemas.microsoft.com/office/drawing/2016/5/9/chartex" xmlns:cx4="http://schemas.microsoft.com/office/drawing/2016/5/10/chartex" xmlns:cx5="http://schemas.microsoft.com/office/drawing/2016/5/11/chartex" xmlns:cx6="http://schemas.microsoft.com/office/drawing/2016/5/12/chartex" xmlns:cx7="http://schemas.microsoft.com/office/drawing/2016/5/13/chartex" xmlns:cx8="http://schemas.microsoft.com/office/drawing/2016/5/14/chartex" xmlns:mc="http://schemas.openxmlformats.org/markup-compatibility/2006" xmlns:aink="http://schemas.microsoft.com/office/drawing/2016/ink" xmlns:am3d="http://schemas.microsoft.com/office/drawing/2017/model3d" xmlns:o="urn:schemas-microsoft-com:office:office" xmlns:oel="http://schemas.microsoft.com/office/2019/extlst" xmlns:r="http://schemas.openxmlformats.org/officeDocument/2006/relationships" xmlns:m="http://schemas.openxmlformats.org/officeDocument/2006/math" xmlns:v="urn:schemas-microsoft-com:vml" xmlns:wp14="http://schemas.microsoft.com/office/word/2010/wordprocessingDrawing" xmlns:wp="http://schemas.openxmlformats.org/drawingml/2006/wordprocessingDrawing" xmlns:w10="urn:schemas-microsoft-com:office:word" xmlns:w="http://schemas.openxmlformats.org/wordprocessingml/2006/main" xmlns:w14="http://schemas.microsoft.com/office/word/2010/wordml" xmlns:w15="http://schemas.microsoft.com/office/word/2012/wordml" xmlns:w16cex="http://schemas.microsoft.com/office/word/2018/wordml/cex" xmlns:w16cid="http://schemas.microsoft.com/office/word/2016/wordml/cid" xmlns:w16="http://schemas.microsoft.com/office/word/2018/wordml" xmlns:w16du="http://schemas.microsoft.com/office/word/2023/wordml/word16du" xmlns:w16sdtdh="http://schemas.microsoft.com/office/word/2020/wordml/sdtdatahash" xmlns:w16sdtfl="http://schemas.microsoft.com/office/word/2024/wordml/sdtformatlock" xmlns:w16se="http://schemas.microsoft.com/office/word/2015/wordml/symex" xmlns:wpg="http://schemas.microsoft.com/office/word/2010/wordprocessingGroup" xmlns:wpi="http://schemas.microsoft.com/office/word/2010/wordprocessingInk" xmlns:wne="http://schemas.microsoft.com/office/word/2006/wordml" xmlns:wps="http://schemas.microsoft.com/office/word/2010/wordprocessingShape" mc:Ignorable="w14 w15 w16se w16cid w16 w16cex w16sdtdh w16sdtfl w16du wp14">
   <w:p>
     <w:pPr>
       <w:pStyle w:val="Header"/>
@@ -1839,7 +1891,7 @@
 </file>
 
 <file path=word/styles.xml><?xml version="1.0" encoding="utf-8"?>
-<w:styles xmlns:mc="http://schemas.openxmlformats.org/markup-compatibility/2006" xmlns:r="http://schemas.openxmlformats.org/officeDocument/2006/relationships" xmlns:w="http://schemas.openxmlformats.org/wordprocessingml/2006/main" xmlns:w14="http://schemas.microsoft.com/office/word/2010/wordml" xmlns:w15="http://schemas.microsoft.com/office/word/2012/wordml" xmlns:w16cex="http://schemas.microsoft.com/office/word/2018/wordml/cex" xmlns:w16cid="http://schemas.microsoft.com/office/word/2016/wordml/cid" xmlns:w16="http://schemas.microsoft.com/office/word/2018/wordml" xmlns:w16du="http://schemas.microsoft.com/office/word/2023/wordml/word16du" xmlns:w16sdtdh="http://schemas.microsoft.com/office/word/2020/wordml/sdtdatahash" xmlns:w16se="http://schemas.microsoft.com/office/word/2015/wordml/symex" mc:Ignorable="w14 w15 w16se w16cid w16 w16cex w16sdtdh w16du">
+<w:styles xmlns:mc="http://schemas.openxmlformats.org/markup-compatibility/2006" xmlns:r="http://schemas.openxmlformats.org/officeDocument/2006/relationships" xmlns:w="http://schemas.openxmlformats.org/wordprocessingml/2006/main" xmlns:w14="http://schemas.microsoft.com/office/word/2010/wordml" xmlns:w15="http://schemas.microsoft.com/office/word/2012/wordml" xmlns:w16cex="http://schemas.microsoft.com/office/word/2018/wordml/cex" xmlns:w16cid="http://schemas.microsoft.com/office/word/2016/wordml/cid" xmlns:w16="http://schemas.microsoft.com/office/word/2018/wordml" xmlns:w16du="http://schemas.microsoft.com/office/word/2023/wordml/word16du" xmlns:w16sdtdh="http://schemas.microsoft.com/office/word/2020/wordml/sdtdatahash" xmlns:w16sdtfl="http://schemas.microsoft.com/office/word/2024/wordml/sdtformatlock" xmlns:w16se="http://schemas.microsoft.com/office/word/2015/wordml/symex" mc:Ignorable="w14 w15 w16se w16cid w16 w16cex w16sdtdh w16sdtfl w16du">
   <w:docDefaults>
     <w:rPrDefault>
       <w:rPr>
@@ -2343,7 +2395,7 @@
 </file>
 
 <file path=word/glossary/document.xml><?xml version="1.0" encoding="utf-8"?>
-<w:glossaryDocument xmlns:wpc="http://schemas.microsoft.com/office/word/2010/wordprocessingCanvas" xmlns:cx="http://schemas.microsoft.com/office/drawing/2014/chartex" xmlns:cx1="http://schemas.microsoft.com/office/drawing/2015/9/8/chartex" xmlns:cx2="http://schemas.microsoft.com/office/drawing/2015/10/21/chartex" xmlns:cx3="http://schemas.microsoft.com/office/drawing/2016/5/9/chartex" xmlns:cx4="http://schemas.microsoft.com/office/drawing/2016/5/10/chartex" xmlns:cx5="http://schemas.microsoft.com/office/drawing/2016/5/11/chartex" xmlns:cx6="http://schemas.microsoft.com/office/drawing/2016/5/12/chartex" xmlns:cx7="http://schemas.microsoft.com/office/drawing/2016/5/13/chartex" xmlns:cx8="http://schemas.microsoft.com/office/drawing/2016/5/14/chartex" xmlns:mc="http://schemas.openxmlformats.org/markup-compatibility/2006" xmlns:aink="http://schemas.microsoft.com/office/drawing/2016/ink" xmlns:am3d="http://schemas.microsoft.com/office/drawing/2017/model3d" xmlns:o="urn:schemas-microsoft-com:office:office" xmlns:oel="http://schemas.microsoft.com/office/2019/extlst" xmlns:r="http://schemas.openxmlformats.org/officeDocument/2006/relationships" xmlns:m="http://schemas.openxmlformats.org/officeDocument/2006/math" xmlns:v="urn:schemas-microsoft-com:vml" xmlns:wp14="http://schemas.microsoft.com/office/word/2010/wordprocessingDrawing" xmlns:wp="http://schemas.openxmlformats.org/drawingml/2006/wordprocessingDrawing" xmlns:w10="urn:schemas-microsoft-com:office:word" xmlns:w="http://schemas.openxmlformats.org/wordprocessingml/2006/main" xmlns:w14="http://schemas.microsoft.com/office/word/2010/wordml" xmlns:w15="http://schemas.microsoft.com/office/word/2012/wordml" xmlns:w16cex="http://schemas.microsoft.com/office/word/2018/wordml/cex" xmlns:w16cid="http://schemas.microsoft.com/office/word/2016/wordml/cid" xmlns:w16="http://schemas.microsoft.com/office/word/2018/wordml" xmlns:w16du="http://schemas.microsoft.com/office/word/2023/wordml/word16du" xmlns:w16sdtdh="http://schemas.microsoft.com/office/word/2020/wordml/sdtdatahash" xmlns:w16se="http://schemas.microsoft.com/office/word/2015/wordml/symex" xmlns:wpg="http://schemas.microsoft.com/office/word/2010/wordprocessingGroup" xmlns:wpi="http://schemas.microsoft.com/office/word/2010/wordprocessingInk" xmlns:wne="http://schemas.microsoft.com/office/word/2006/wordml" xmlns:wps="http://schemas.microsoft.com/office/word/2010/wordprocessingShape" mc:Ignorable="w14 w15 w16se w16cid w16 w16cex w16sdtdh w16du wp14">
+<w:glossaryDocument xmlns:wpc="http://schemas.microsoft.com/office/word/2010/wordprocessingCanvas" xmlns:cx="http://schemas.microsoft.com/office/drawing/2014/chartex" xmlns:cx1="http://schemas.microsoft.com/office/drawing/2015/9/8/chartex" xmlns:cx2="http://schemas.microsoft.com/office/drawing/2015/10/21/chartex" xmlns:cx3="http://schemas.microsoft.com/office/drawing/2016/5/9/chartex" xmlns:cx4="http://schemas.microsoft.com/office/drawing/2016/5/10/chartex" xmlns:cx5="http://schemas.microsoft.com/office/drawing/2016/5/11/chartex" xmlns:cx6="http://schemas.microsoft.com/office/drawing/2016/5/12/chartex" xmlns:cx7="http://schemas.microsoft.com/office/drawing/2016/5/13/chartex" xmlns:cx8="http://schemas.microsoft.com/office/drawing/2016/5/14/chartex" xmlns:mc="http://schemas.openxmlformats.org/markup-compatibility/2006" xmlns:aink="http://schemas.microsoft.com/office/drawing/2016/ink" xmlns:am3d="http://schemas.microsoft.com/office/drawing/2017/model3d" xmlns:o="urn:schemas-microsoft-com:office:office" xmlns:oel="http://schemas.microsoft.com/office/2019/extlst" xmlns:r="http://schemas.openxmlformats.org/officeDocument/2006/relationships" xmlns:m="http://schemas.openxmlformats.org/officeDocument/2006/math" xmlns:v="urn:schemas-microsoft-com:vml" xmlns:wp14="http://schemas.microsoft.com/office/word/2010/wordprocessingDrawing" xmlns:wp="http://schemas.openxmlformats.org/drawingml/2006/wordprocessingDrawing" xmlns:w10="urn:schemas-microsoft-com:office:word" xmlns:w="http://schemas.openxmlformats.org/wordprocessingml/2006/main" xmlns:w14="http://schemas.microsoft.com/office/word/2010/wordml" xmlns:w15="http://schemas.microsoft.com/office/word/2012/wordml" xmlns:w16cex="http://schemas.microsoft.com/office/word/2018/wordml/cex" xmlns:w16cid="http://schemas.microsoft.com/office/word/2016/wordml/cid" xmlns:w16="http://schemas.microsoft.com/office/word/2018/wordml" xmlns:w16du="http://schemas.microsoft.com/office/word/2023/wordml/word16du" xmlns:w16sdtdh="http://schemas.microsoft.com/office/word/2020/wordml/sdtdatahash" xmlns:w16sdtfl="http://schemas.microsoft.com/office/word/2024/wordml/sdtformatlock" xmlns:w16se="http://schemas.microsoft.com/office/word/2015/wordml/symex" xmlns:wpg="http://schemas.microsoft.com/office/word/2010/wordprocessingGroup" xmlns:wpi="http://schemas.microsoft.com/office/word/2010/wordprocessingInk" xmlns:wne="http://schemas.microsoft.com/office/word/2006/wordml" xmlns:wps="http://schemas.microsoft.com/office/word/2010/wordprocessingShape" mc:Ignorable="w14 w15 w16se w16cid w16 w16cex w16sdtdh w16sdtfl w16du wp14">
   <w:docParts>
     <w:docPart>
       <w:docPartPr>
@@ -2402,7 +2454,7 @@
 </file>
 
 <file path=word/glossary/fontTable.xml><?xml version="1.0" encoding="utf-8"?>
-<w:fonts xmlns:mc="http://schemas.openxmlformats.org/markup-compatibility/2006" xmlns:r="http://schemas.openxmlformats.org/officeDocument/2006/relationships" xmlns:w="http://schemas.openxmlformats.org/wordprocessingml/2006/main" xmlns:w14="http://schemas.microsoft.com/office/word/2010/wordml" xmlns:w15="http://schemas.microsoft.com/office/word/2012/wordml" xmlns:w16cex="http://schemas.microsoft.com/office/word/2018/wordml/cex" xmlns:w16cid="http://schemas.microsoft.com/office/word/2016/wordml/cid" xmlns:w16="http://schemas.microsoft.com/office/word/2018/wordml" xmlns:w16du="http://schemas.microsoft.com/office/word/2023/wordml/word16du" xmlns:w16sdtdh="http://schemas.microsoft.com/office/word/2020/wordml/sdtdatahash" xmlns:w16se="http://schemas.microsoft.com/office/word/2015/wordml/symex" mc:Ignorable="w14 w15 w16se w16cid w16 w16cex w16sdtdh w16du">
+<w:fonts xmlns:mc="http://schemas.openxmlformats.org/markup-compatibility/2006" xmlns:r="http://schemas.openxmlformats.org/officeDocument/2006/relationships" xmlns:w="http://schemas.openxmlformats.org/wordprocessingml/2006/main" xmlns:w14="http://schemas.microsoft.com/office/word/2010/wordml" xmlns:w15="http://schemas.microsoft.com/office/word/2012/wordml" xmlns:w16cex="http://schemas.microsoft.com/office/word/2018/wordml/cex" xmlns:w16cid="http://schemas.microsoft.com/office/word/2016/wordml/cid" xmlns:w16="http://schemas.microsoft.com/office/word/2018/wordml" xmlns:w16du="http://schemas.microsoft.com/office/word/2023/wordml/word16du" xmlns:w16sdtdh="http://schemas.microsoft.com/office/word/2020/wordml/sdtdatahash" xmlns:w16sdtfl="http://schemas.microsoft.com/office/word/2024/wordml/sdtformatlock" xmlns:w16se="http://schemas.microsoft.com/office/word/2015/wordml/symex" mc:Ignorable="w14 w15 w16se w16cid w16 w16cex w16sdtdh w16sdtfl w16du">
   <w:font w:name="Calibri">
     <w:panose1 w:val="020F0502020204030204"/>
     <w:charset w:val="00"/>
@@ -2417,6 +2469,13 @@
     <w:pitch w:val="variable"/>
     <w:sig w:usb0="E0002EFF" w:usb1="C000785B" w:usb2="00000009" w:usb3="00000000" w:csb0="000001FF" w:csb1="00000000"/>
   </w:font>
+  <w:font w:name="Arial">
+    <w:panose1 w:val="020B0604020202020204"/>
+    <w:charset w:val="00"/>
+    <w:family w:val="swiss"/>
+    <w:pitch w:val="variable"/>
+    <w:sig w:usb0="E0002EFF" w:usb1="C000785B" w:usb2="00000009" w:usb3="00000000" w:csb0="000001FF" w:csb1="00000000"/>
+  </w:font>
   <w:font w:name="Calibri Light">
     <w:panose1 w:val="020F0302020204030204"/>
     <w:charset w:val="00"/>
@@ -2428,7 +2487,7 @@
 </file>
 
 <file path=word/glossary/settings.xml><?xml version="1.0" encoding="utf-8"?>
-<w:settings xmlns:mc="http://schemas.openxmlformats.org/markup-compatibility/2006" xmlns:o="urn:schemas-microsoft-com:office:office" xmlns:r="http://schemas.openxmlformats.org/officeDocument/2006/relationships" xmlns:m="http://schemas.openxmlformats.org/officeDocument/2006/math" xmlns:v="urn:schemas-microsoft-com:vml" xmlns:w10="urn:schemas-microsoft-com:office:word" xmlns:w="http://schemas.openxmlformats.org/wordprocessingml/2006/main" xmlns:w14="http://schemas.microsoft.com/office/word/2010/wordml" xmlns:w15="http://schemas.microsoft.com/office/word/2012/wordml" xmlns:w16cex="http://schemas.microsoft.com/office/word/2018/wordml/cex" xmlns:w16cid="http://schemas.microsoft.com/office/word/2016/wordml/cid" xmlns:w16="http://schemas.microsoft.com/office/word/2018/wordml" xmlns:w16du="http://schemas.microsoft.com/office/word/2023/wordml/word16du" xmlns:w16sdtdh="http://schemas.microsoft.com/office/word/2020/wordml/sdtdatahash" xmlns:w16se="http://schemas.microsoft.com/office/word/2015/wordml/symex" xmlns:sl="http://schemas.openxmlformats.org/schemaLibrary/2006/main" mc:Ignorable="w14 w15 w16se w16cid w16 w16cex w16sdtdh w16du">
+<w:settings xmlns:mc="http://schemas.openxmlformats.org/markup-compatibility/2006" xmlns:o="urn:schemas-microsoft-com:office:office" xmlns:r="http://schemas.openxmlformats.org/officeDocument/2006/relationships" xmlns:m="http://schemas.openxmlformats.org/officeDocument/2006/math" xmlns:v="urn:schemas-microsoft-com:vml" xmlns:w10="urn:schemas-microsoft-com:office:word" xmlns:w="http://schemas.openxmlformats.org/wordprocessingml/2006/main" xmlns:w14="http://schemas.microsoft.com/office/word/2010/wordml" xmlns:w15="http://schemas.microsoft.com/office/word/2012/wordml" xmlns:w16cex="http://schemas.microsoft.com/office/word/2018/wordml/cex" xmlns:w16cid="http://schemas.microsoft.com/office/word/2016/wordml/cid" xmlns:w16="http://schemas.microsoft.com/office/word/2018/wordml" xmlns:w16du="http://schemas.microsoft.com/office/word/2023/wordml/word16du" xmlns:w16sdtdh="http://schemas.microsoft.com/office/word/2020/wordml/sdtdatahash" xmlns:w16sdtfl="http://schemas.microsoft.com/office/word/2024/wordml/sdtformatlock" xmlns:w16se="http://schemas.microsoft.com/office/word/2015/wordml/symex" xmlns:sl="http://schemas.openxmlformats.org/schemaLibrary/2006/main" mc:Ignorable="w14 w15 w16se w16cid w16 w16cex w16sdtdh w16sdtfl w16du">
   <w:view w:val="normal"/>
   <w:defaultTabStop w:val="720"/>
   <w:characterSpacingControl w:val="doNotCompress"/>
@@ -2447,6 +2506,7 @@
     <w:rsid w:val="00020009"/>
     <w:rsid w:val="000210AD"/>
     <w:rsid w:val="00025579"/>
+    <w:rsid w:val="000558FF"/>
     <w:rsid w:val="0007544D"/>
     <w:rsid w:val="000810CE"/>
     <w:rsid w:val="000A06FE"/>
@@ -2464,6 +2524,7 @@
     <w:rsid w:val="0025510D"/>
     <w:rsid w:val="00263F70"/>
     <w:rsid w:val="002B75E2"/>
+    <w:rsid w:val="002E08E3"/>
     <w:rsid w:val="002E3756"/>
     <w:rsid w:val="002E6337"/>
     <w:rsid w:val="002E7782"/>
@@ -2473,12 +2534,15 @@
     <w:rsid w:val="0037100D"/>
     <w:rsid w:val="003D7289"/>
     <w:rsid w:val="003F6C20"/>
+    <w:rsid w:val="003F773A"/>
     <w:rsid w:val="004066E1"/>
+    <w:rsid w:val="00422798"/>
     <w:rsid w:val="004603B6"/>
     <w:rsid w:val="004802DA"/>
     <w:rsid w:val="004825E1"/>
     <w:rsid w:val="00483E82"/>
     <w:rsid w:val="004B1E0A"/>
+    <w:rsid w:val="004D0CF5"/>
     <w:rsid w:val="004D4050"/>
     <w:rsid w:val="00500103"/>
     <w:rsid w:val="005213F0"/>
@@ -2527,6 +2591,7 @@
     <w:rsid w:val="00947FBA"/>
     <w:rsid w:val="009718E3"/>
     <w:rsid w:val="009B0BD0"/>
+    <w:rsid w:val="009C0A22"/>
     <w:rsid w:val="009C4C5B"/>
     <w:rsid w:val="009F2EE6"/>
     <w:rsid w:val="00A240F9"/>
@@ -2550,6 +2615,7 @@
     <w:rsid w:val="00C374E3"/>
     <w:rsid w:val="00C55314"/>
     <w:rsid w:val="00C77BAC"/>
+    <w:rsid w:val="00CA312D"/>
     <w:rsid w:val="00CC46D9"/>
     <w:rsid w:val="00CE70BE"/>
     <w:rsid w:val="00CF77BD"/>
@@ -2586,7 +2652,7 @@
     <m:intLim m:val="subSup"/>
     <m:naryLim m:val="undOvr"/>
   </m:mathPr>
-  <w:themeFontLang w:val="en-US"/>
+  <w:themeFontLang w:val="en-US" w:bidi="ar-SA"/>
   <w:clrSchemeMapping w:bg1="light1" w:t1="dark1" w:bg2="light2" w:t2="dark2" w:accent1="accent1" w:accent2="accent2" w:accent3="accent3" w:accent4="accent4" w:accent5="accent5" w:accent6="accent6" w:hyperlink="hyperlink" w:followedHyperlink="followedHyperlink"/>
   <w:decimalSymbol w:val="."/>
   <w:listSeparator w:val=","/>
@@ -2595,7 +2661,7 @@
 </file>
 
 <file path=word/glossary/styles.xml><?xml version="1.0" encoding="utf-8"?>
-<w:styles xmlns:mc="http://schemas.openxmlformats.org/markup-compatibility/2006" xmlns:r="http://schemas.openxmlformats.org/officeDocument/2006/relationships" xmlns:w="http://schemas.openxmlformats.org/wordprocessingml/2006/main" xmlns:w14="http://schemas.microsoft.com/office/word/2010/wordml" xmlns:w15="http://schemas.microsoft.com/office/word/2012/wordml" xmlns:w16cex="http://schemas.microsoft.com/office/word/2018/wordml/cex" xmlns:w16cid="http://schemas.microsoft.com/office/word/2016/wordml/cid" xmlns:w16="http://schemas.microsoft.com/office/word/2018/wordml" xmlns:w16du="http://schemas.microsoft.com/office/word/2023/wordml/word16du" xmlns:w16sdtdh="http://schemas.microsoft.com/office/word/2020/wordml/sdtdatahash" xmlns:w16se="http://schemas.microsoft.com/office/word/2015/wordml/symex" mc:Ignorable="w14 w15 w16se w16cid w16 w16cex w16sdtdh w16du">
+<w:styles xmlns:mc="http://schemas.openxmlformats.org/markup-compatibility/2006" xmlns:r="http://schemas.openxmlformats.org/officeDocument/2006/relationships" xmlns:w="http://schemas.openxmlformats.org/wordprocessingml/2006/main" xmlns:w14="http://schemas.microsoft.com/office/word/2010/wordml" xmlns:w15="http://schemas.microsoft.com/office/word/2012/wordml" xmlns:w16cex="http://schemas.microsoft.com/office/word/2018/wordml/cex" xmlns:w16cid="http://schemas.microsoft.com/office/word/2016/wordml/cid" xmlns:w16="http://schemas.microsoft.com/office/word/2018/wordml" xmlns:w16du="http://schemas.microsoft.com/office/word/2023/wordml/word16du" xmlns:w16sdtdh="http://schemas.microsoft.com/office/word/2020/wordml/sdtdatahash" xmlns:w16sdtfl="http://schemas.microsoft.com/office/word/2024/wordml/sdtformatlock" xmlns:w16se="http://schemas.microsoft.com/office/word/2015/wordml/symex" mc:Ignorable="w14 w15 w16se w16cid w16 w16cex w16sdtdh w16sdtfl w16du">
   <w:docDefaults>
     <w:rPrDefault>
       <w:rPr>
@@ -3027,7 +3093,7 @@
     <w:basedOn w:val="DefaultParagraphFont"/>
     <w:uiPriority w:val="99"/>
     <w:semiHidden/>
-    <w:rsid w:val="00025579"/>
+    <w:rsid w:val="009C0A22"/>
     <w:rPr>
       <w:color w:val="666666"/>
     </w:rPr>
@@ -3036,7 +3102,7 @@
 </file>
 
 <file path=word/glossary/webSettings.xml><?xml version="1.0" encoding="utf-8"?>
-<w:webSettings xmlns:mc="http://schemas.openxmlformats.org/markup-compatibility/2006" xmlns:r="http://schemas.openxmlformats.org/officeDocument/2006/relationships" xmlns:w="http://schemas.openxmlformats.org/wordprocessingml/2006/main" xmlns:w14="http://schemas.microsoft.com/office/word/2010/wordml" xmlns:w15="http://schemas.microsoft.com/office/word/2012/wordml" xmlns:w16cex="http://schemas.microsoft.com/office/word/2018/wordml/cex" xmlns:w16cid="http://schemas.microsoft.com/office/word/2016/wordml/cid" xmlns:w16="http://schemas.microsoft.com/office/word/2018/wordml" xmlns:w16du="http://schemas.microsoft.com/office/word/2023/wordml/word16du" xmlns:w16sdtdh="http://schemas.microsoft.com/office/word/2020/wordml/sdtdatahash" xmlns:w16se="http://schemas.microsoft.com/office/word/2015/wordml/symex" mc:Ignorable="w14 w15 w16se w16cid w16 w16cex w16sdtdh w16du">
+<w:webSettings xmlns:mc="http://schemas.openxmlformats.org/markup-compatibility/2006" xmlns:r="http://schemas.openxmlformats.org/officeDocument/2006/relationships" xmlns:w="http://schemas.openxmlformats.org/wordprocessingml/2006/main" xmlns:w14="http://schemas.microsoft.com/office/word/2010/wordml" xmlns:w15="http://schemas.microsoft.com/office/word/2012/wordml" xmlns:w16cex="http://schemas.microsoft.com/office/word/2018/wordml/cex" xmlns:w16cid="http://schemas.microsoft.com/office/word/2016/wordml/cid" xmlns:w16="http://schemas.microsoft.com/office/word/2018/wordml" xmlns:w16du="http://schemas.microsoft.com/office/word/2023/wordml/word16du" xmlns:w16sdtdh="http://schemas.microsoft.com/office/word/2020/wordml/sdtdatahash" xmlns:w16sdtfl="http://schemas.microsoft.com/office/word/2024/wordml/sdtformatlock" xmlns:w16se="http://schemas.microsoft.com/office/word/2015/wordml/symex" mc:Ignorable="w14 w15 w16se w16cid w16 w16cex w16sdtdh w16sdtfl w16du">
   <w:optimizeForBrowser/>
   <w:allowPNG/>
 </w:webSettings>
@@ -3337,7 +3403,11 @@
 </a:theme>
 </file>
 
-<file path=customXml/item1.xml>��< ? x m l   v e r s i o n = " 1 . 0 "   e n c o d i n g = " u t f - 1 6 " ? > +<file path=customXml/item1.xml><?xml version="1.0" encoding="utf-8"?>
+<b:Sources xmlns:b="http://schemas.openxmlformats.org/officeDocument/2006/bibliography" xmlns="http://schemas.openxmlformats.org/officeDocument/2006/bibliography" SelectedStyle="\APASixthEditionOfficeOnline.xsl" StyleName="APA" Version="6"/>
+</file>
+
+<file path=customXml/item2.xml>��< ? x m l   v e r s i o n = " 1 . 0 "   e n c o d i n g = " u t f - 1 6 " ? >   
  < N a v W o r d R e p o r t X m l P a r t   x m l n s = " u r n : m i c r o s o f t - d y n a m i c s - n a v / r e p o r t s / P a y m e n t R e c e i p t / 5 0 1 1 2 / " >   
@@ -3427,7 +3497,7 @@
  
          < C o n t r a c t _ I D > C o n t r a c t _ I D < / C o n t r a c t _ I D >   
-         < C u r r e n t D a t e > C u r r e n t D a t e < / C u r r e n t D a t e > +         < R e c e i p t _ D a t e > R e c e i p t _ D a t e < / R e c e i p t _ D a t e >   
          < R e c e i p t _ _ > R e c e i p t _ _ < / R e c e i p t _ _ >   
@@ -3496,22 +3566,18 @@
  < / N a v W o r d R e p o r t X m l P a r t > 
 </file>
 
-<file path=customXml/item2.xml><?xml version="1.0" encoding="utf-8"?>
-<b:Sources xmlns:b="http://schemas.openxmlformats.org/officeDocument/2006/bibliography" xmlns="http://schemas.openxmlformats.org/officeDocument/2006/bibliography" SelectedStyle="\APASixthEditionOfficeOnline.xsl" StyleName="APA" Version="6"/>
+<file path=customXml/itemProps1.xml><?xml version="1.0" encoding="utf-8"?>
+<ds:datastoreItem xmlns:ds="http://schemas.openxmlformats.org/officeDocument/2006/customXml" ds:itemID="{3B112A52-EB5A-4E31-A5FE-37B72C03D9CF}">
+  <ds:schemaRefs>
+    <ds:schemaRef ds:uri="http://schemas.openxmlformats.org/officeDocument/2006/bibliography"/>
+  </ds:schemaRefs>
+</ds:datastoreItem>
 </file>
 
-<file path=customXml/itemProps1.xml><?xml version="1.0" encoding="utf-8"?>
+<file path=customXml/itemProps2.xml><?xml version="1.0" encoding="utf-8"?>
 <ds:datastoreItem xmlns:ds="http://schemas.openxmlformats.org/officeDocument/2006/customXml" ds:itemID="{072A5C88-FD1B-4274-ACD9-2C46D19524E4}">
   <ds:schemaRefs>
     <ds:schemaRef ds:uri="urn:microsoft-dynamics-nav/reports/PaymentReceipt/50112/"/>
   </ds:schemaRefs>
 </ds:datastoreItem>
-</file>
-
-<file path=customXml/itemProps2.xml><?xml version="1.0" encoding="utf-8"?>
-<ds:datastoreItem xmlns:ds="http://schemas.openxmlformats.org/officeDocument/2006/customXml" ds:itemID="{3B112A52-EB5A-4E31-A5FE-37B72C03D9CF}">
-  <ds:schemaRefs>
-    <ds:schemaRef ds:uri="http://schemas.openxmlformats.org/officeDocument/2006/bibliography"/>
-  </ds:schemaRefs>
-</ds:datastoreItem>
 </file>
--- a/PaymentReceipt.docx
+++ b/PaymentReceipt.docx
@@ -37,14 +37,8 @@
               <w:tblLook w:val="04A0" w:firstRow="1" w:lastRow="0" w:firstColumn="1" w:lastColumn="0" w:noHBand="0" w:noVBand="1"/>
             </w:tblPr>
             <w:tblGrid>
-              <w:gridCol w:w="1020"/>
-              <w:gridCol w:w="1810"/>
-              <w:gridCol w:w="3402"/>
-              <w:gridCol w:w="1843"/>
-              <w:gridCol w:w="1276"/>
-              <w:gridCol w:w="1134"/>
-              <w:gridCol w:w="1417"/>
-              <w:gridCol w:w="1134"/>
+              <w:gridCol w:w="6232"/>
+              <w:gridCol w:w="6804"/>
             </w:tblGrid>
             <w:tr>
               <w:trPr>
@@ -71,7 +65,6 @@
                   <w:tc>
                     <w:tcPr>
                       <w:tcW w:w="6232" w:type="dxa"/>
-                      <w:gridSpan w:val="3"/>
                       <w:tcBorders>
                         <w:bottom w:val="nil"/>
                         <w:right w:val="nil"/>
@@ -96,7 +89,6 @@
               <w:tc>
                 <w:tcPr>
                   <w:tcW w:w="6804" w:type="dxa"/>
-                  <w:gridSpan w:val="5"/>
                   <w:tcBorders>
                     <w:left w:val="nil"/>
                     <w:bottom w:val="nil"/>
@@ -140,7 +132,6 @@
                   <w:tc>
                     <w:tcPr>
                       <w:tcW w:w="6232" w:type="dxa"/>
-                      <w:gridSpan w:val="3"/>
                       <w:tcBorders>
                         <w:top w:val="nil"/>
                         <w:bottom w:val="nil"/>
@@ -169,7 +160,6 @@
                   <w:tc>
                     <w:tcPr>
                       <w:tcW w:w="6804" w:type="dxa"/>
-                      <w:gridSpan w:val="5"/>
                       <w:vMerge w:val="restart"/>
                       <w:tcBorders>
                         <w:top w:val="nil"/>
@@ -237,7 +227,6 @@
               <w:tc>
                 <w:tcPr>
                   <w:tcW w:w="6232" w:type="dxa"/>
-                  <w:gridSpan w:val="3"/>
                   <w:tcBorders>
                     <w:top w:val="nil"/>
                     <w:bottom w:val="nil"/>
@@ -314,7 +303,6 @@
               <w:tc>
                 <w:tcPr>
                   <w:tcW w:w="6804" w:type="dxa"/>
-                  <w:gridSpan w:val="5"/>
                   <w:vMerge/>
                   <w:tcBorders>
                     <w:top w:val="nil"/>
@@ -330,7 +318,6 @@
               <w:tc>
                 <w:tcPr>
                   <w:tcW w:w="6232" w:type="dxa"/>
-                  <w:gridSpan w:val="3"/>
                   <w:tcBorders>
                     <w:top w:val="nil"/>
                     <w:bottom w:val="nil"/>
@@ -365,7 +352,6 @@
               <w:tc>
                 <w:tcPr>
                   <w:tcW w:w="6804" w:type="dxa"/>
-                  <w:gridSpan w:val="5"/>
                   <w:vMerge/>
                   <w:tcBorders>
                     <w:top w:val="nil"/>
@@ -381,7 +367,6 @@
               <w:tc>
                 <w:tcPr>
                   <w:tcW w:w="6232" w:type="dxa"/>
-                  <w:gridSpan w:val="3"/>
                   <w:tcBorders>
                     <w:top w:val="nil"/>
                     <w:bottom w:val="nil"/>
@@ -416,7 +401,6 @@
               <w:tc>
                 <w:tcPr>
                   <w:tcW w:w="6804" w:type="dxa"/>
-                  <w:gridSpan w:val="5"/>
                   <w:vMerge/>
                   <w:tcBorders>
                     <w:top w:val="nil"/>
@@ -432,7 +416,6 @@
               <w:tc>
                 <w:tcPr>
                   <w:tcW w:w="6232" w:type="dxa"/>
-                  <w:gridSpan w:val="3"/>
                   <w:tcBorders>
                     <w:top w:val="nil"/>
                     <w:bottom w:val="nil"/>
@@ -470,7 +453,6 @@
               <w:tc>
                 <w:tcPr>
                   <w:tcW w:w="6804" w:type="dxa"/>
-                  <w:gridSpan w:val="5"/>
                   <w:vMerge/>
                   <w:tcBorders>
                     <w:top w:val="nil"/>
@@ -486,7 +468,7 @@
               <w:tc>
                 <w:tcPr>
                   <w:tcW w:w="13036" w:type="dxa"/>
-                  <w:gridSpan w:val="8"/>
+                  <w:gridSpan w:val="2"/>
                   <w:tcBorders>
                     <w:top w:val="nil"/>
                   </w:tcBorders>
@@ -498,7 +480,7 @@
               <w:tc>
                 <w:tcPr>
                   <w:tcW w:w="13036" w:type="dxa"/>
-                  <w:gridSpan w:val="8"/>
+                  <w:gridSpan w:val="2"/>
                   <w:tcBorders>
                     <w:bottom w:val="nil"/>
                   </w:tcBorders>
@@ -531,7 +513,7 @@
               <w:tc>
                 <w:tcPr>
                   <w:tcW w:w="13036" w:type="dxa"/>
-                  <w:gridSpan w:val="8"/>
+                  <w:gridSpan w:val="2"/>
                   <w:tcBorders>
                     <w:top w:val="nil"/>
                     <w:bottom w:val="single" w:color="auto" w:sz="4" w:space="0"/>
@@ -548,14 +530,14 @@
                   </w:r>
                   <w:sdt>
                     <w:sdtPr>
+                      <w:alias w:val="#Nav: /Payment_Mode2/Receipt_Date"/>
+                      <w:tag w:val="#Nav: PaymentReceipt/50112"/>
                       <w:id w:val="2125880669"/>
                       <w:placeholder>
                         <w:docPart w:val="DefaultPlaceholder_-1854013440"/>
                       </w:placeholder>
                       <w:dataBinding w:prefixMappings="xmlns:ns0='urn:microsoft-dynamics-nav/reports/PaymentReceipt/50112/' " w:xpath="/ns0:NavWordReportXmlPart[1]/ns0:Payment_Mode2[1]/ns0:Receipt_Date[1]" w:storeItemID="{072A5C88-FD1B-4274-ACD9-2C46D19524E4}"/>
                       <w:text/>
-                      <w:alias w:val="#Nav: /Payment_Mode2/Receipt_Date"/>
-                      <w:tag w:val="#Nav: PaymentReceipt/50112"/>
                     </w:sdtPr>
                     <w:sdtContent>
                       <w:proofErr w:type="spellStart"/>
@@ -572,7 +554,7 @@
               <w:tc>
                 <w:tcPr>
                   <w:tcW w:w="13036" w:type="dxa"/>
-                  <w:gridSpan w:val="8"/>
+                  <w:gridSpan w:val="2"/>
                   <w:tcBorders>
                     <w:left w:val="nil"/>
                     <w:right w:val="nil"/>
@@ -585,7 +567,7 @@
               <w:tc>
                 <w:tcPr>
                   <w:tcW w:w="13036" w:type="dxa"/>
-                  <w:gridSpan w:val="8"/>
+                  <w:gridSpan w:val="2"/>
                   <w:shd w:val="clear" w:color="auto" w:fill="00B0F0"/>
                 </w:tcPr>
                 <w:p>
@@ -645,7 +627,6 @@
                   <w:tc>
                     <w:tcPr>
                       <w:tcW w:w="6232" w:type="dxa"/>
-                      <w:gridSpan w:val="3"/>
                       <w:tcBorders>
                         <w:bottom w:val="nil"/>
                       </w:tcBorders>
@@ -663,7 +644,6 @@
               <w:tc>
                 <w:tcPr>
                   <w:tcW w:w="6804" w:type="dxa"/>
-                  <w:gridSpan w:val="5"/>
                   <w:tcBorders>
                     <w:bottom w:val="nil"/>
                   </w:tcBorders>
@@ -713,7 +693,6 @@
                   <w:tc>
                     <w:tcPr>
                       <w:tcW w:w="6232" w:type="dxa"/>
-                      <w:gridSpan w:val="3"/>
                       <w:tcBorders>
                         <w:top w:val="nil"/>
                         <w:bottom w:val="nil"/>
@@ -730,7 +709,6 @@
               <w:tc>
                 <w:tcPr>
                   <w:tcW w:w="6804" w:type="dxa"/>
-                  <w:gridSpan w:val="5"/>
                   <w:tcBorders>
                     <w:top w:val="nil"/>
                     <w:bottom w:val="nil"/>
@@ -769,7 +747,6 @@
               <w:tc>
                 <w:tcPr>
                   <w:tcW w:w="6232" w:type="dxa"/>
-                  <w:gridSpan w:val="3"/>
                   <w:tcBorders>
                     <w:top w:val="nil"/>
                     <w:bottom w:val="nil"/>
@@ -806,7 +783,6 @@
               <w:tc>
                 <w:tcPr>
                   <w:tcW w:w="6804" w:type="dxa"/>
-                  <w:gridSpan w:val="5"/>
                   <w:tcBorders>
                     <w:top w:val="nil"/>
                     <w:bottom w:val="nil"/>
@@ -845,7 +821,6 @@
               <w:tc>
                 <w:tcPr>
                   <w:tcW w:w="6232" w:type="dxa"/>
-                  <w:gridSpan w:val="3"/>
                   <w:tcBorders>
                     <w:top w:val="nil"/>
                     <w:bottom w:val="nil"/>
@@ -879,7 +854,6 @@
               <w:tc>
                 <w:tcPr>
                   <w:tcW w:w="6804" w:type="dxa"/>
-                  <w:gridSpan w:val="5"/>
                   <w:tcBorders>
                     <w:top w:val="nil"/>
                     <w:bottom w:val="nil"/>
@@ -940,7 +914,6 @@
               <w:tc>
                 <w:tcPr>
                   <w:tcW w:w="6232" w:type="dxa"/>
-                  <w:gridSpan w:val="3"/>
                   <w:tcBorders>
                     <w:top w:val="nil"/>
                   </w:tcBorders>
@@ -973,7 +946,6 @@
               <w:tc>
                 <w:tcPr>
                   <w:tcW w:w="6804" w:type="dxa"/>
-                  <w:gridSpan w:val="5"/>
                   <w:tcBorders>
                     <w:top w:val="nil"/>
                   </w:tcBorders>
@@ -1004,6 +976,28 @@
                 </w:p>
               </w:tc>
             </w:tr>
+          </w:tbl>
+          <w:p/>
+          <w:tbl>
+            <w:tblPr>
+              <w:tblStyle w:val="TableGrid"/>
+              <w:tblpPr w:leftFromText="180" w:rightFromText="180" w:vertAnchor="page" w:horzAnchor="margin" w:tblpX="127" w:tblpY="295"/>
+              <w:tblOverlap w:val="never"/>
+              <w:tblW w:w="0" w:type="auto"/>
+              <w:tblBorders>
+                <w:top w:val="none" w:color="auto" w:sz="0" w:space="0"/>
+                <w:left w:val="none" w:color="auto" w:sz="0" w:space="0"/>
+                <w:bottom w:val="none" w:color="auto" w:sz="0" w:space="0"/>
+                <w:right w:val="none" w:color="auto" w:sz="0" w:space="0"/>
+                <w:insideH w:val="none" w:color="auto" w:sz="0" w:space="0"/>
+                <w:insideV w:val="none" w:color="auto" w:sz="0" w:space="0"/>
+              </w:tblBorders>
+              <w:tblLayout w:type="fixed"/>
+              <w:tblLook w:val="04A0" w:firstRow="1" w:lastRow="0" w:firstColumn="1" w:lastColumn="0" w:noHBand="0" w:noVBand="1"/>
+            </w:tblPr>
+            <w:tblGrid>
+              <w:gridCol w:w="13036"/>
+            </w:tblGrid>
             <w:tr>
               <w:trPr>
                 <w:trHeight w:val="251"/>
@@ -1011,7 +1005,6 @@
               <w:tc>
                 <w:tcPr>
                   <w:tcW w:w="13036" w:type="dxa"/>
-                  <w:gridSpan w:val="8"/>
                 </w:tcPr>
                 <w:p>
                   <w:pPr>
@@ -1031,6 +1024,27 @@
                 </w:p>
               </w:tc>
             </w:tr>
+          </w:tbl>
+          <w:p/>
+          <w:tbl>
+            <w:tblPr>
+              <w:tblStyle w:val="TableGrid"/>
+              <w:tblpPr w:leftFromText="180" w:rightFromText="180" w:vertAnchor="page" w:horzAnchor="margin" w:tblpX="127" w:tblpY="295"/>
+              <w:tblOverlap w:val="never"/>
+              <w:tblW w:w="0" w:type="auto"/>
+              <w:tblLayout w:type="fixed"/>
+              <w:tblLook w:val="04A0" w:firstRow="1" w:lastRow="0" w:firstColumn="1" w:lastColumn="0" w:noHBand="0" w:noVBand="1"/>
+            </w:tblPr>
+            <w:tblGrid>
+              <w:gridCol w:w="1020"/>
+              <w:gridCol w:w="1810"/>
+              <w:gridCol w:w="2694"/>
+              <w:gridCol w:w="1842"/>
+              <w:gridCol w:w="1418"/>
+              <w:gridCol w:w="1701"/>
+              <w:gridCol w:w="1134"/>
+              <w:gridCol w:w="1417"/>
+            </w:tblGrid>
             <w:tr>
               <w:trPr>
                 <w:trHeight w:val="250"/>
@@ -1080,7 +1094,7 @@
               </w:tc>
               <w:tc>
                 <w:tcPr>
-                  <w:tcW w:w="3402" w:type="dxa"/>
+                  <w:tcW w:w="2694" w:type="dxa"/>
                   <w:shd w:val="clear" w:color="auto" w:fill="00B0F0"/>
                 </w:tcPr>
                 <w:p>
@@ -1102,7 +1116,7 @@
               </w:tc>
               <w:tc>
                 <w:tcPr>
-                  <w:tcW w:w="1843" w:type="dxa"/>
+                  <w:tcW w:w="1842" w:type="dxa"/>
                   <w:shd w:val="clear" w:color="auto" w:fill="00B0F0"/>
                 </w:tcPr>
                 <w:p>
@@ -1124,7 +1138,7 @@
               </w:tc>
               <w:tc>
                 <w:tcPr>
-                  <w:tcW w:w="1276" w:type="dxa"/>
+                  <w:tcW w:w="1418" w:type="dxa"/>
                   <w:shd w:val="clear" w:color="auto" w:fill="00B0F0"/>
                 </w:tcPr>
                 <w:p>
@@ -1146,7 +1160,7 @@
               </w:tc>
               <w:tc>
                 <w:tcPr>
-                  <w:tcW w:w="1134" w:type="dxa"/>
+                  <w:tcW w:w="1701" w:type="dxa"/>
                   <w:shd w:val="clear" w:color="auto" w:fill="00B0F0"/>
                 </w:tcPr>
                 <w:p>
@@ -1169,7 +1183,7 @@
               </w:tc>
               <w:tc>
                 <w:tcPr>
-                  <w:tcW w:w="1417" w:type="dxa"/>
+                  <w:tcW w:w="1134" w:type="dxa"/>
                   <w:shd w:val="clear" w:color="auto" w:fill="00B0F0"/>
                 </w:tcPr>
                 <w:p>
@@ -1192,7 +1206,7 @@
               </w:tc>
               <w:tc>
                 <w:tcPr>
-                  <w:tcW w:w="1134" w:type="dxa"/>
+                  <w:tcW w:w="1417" w:type="dxa"/>
                   <w:shd w:val="clear" w:color="auto" w:fill="00B0F0"/>
                 </w:tcPr>
                 <w:p>
@@ -1253,11 +1267,9 @@
                               <w:text/>
                             </w:sdtPr>
                             <w:sdtContent>
-                              <w:proofErr w:type="spellStart"/>
                               <w:r>
                                 <w:t>Pay_S</w:t>
                               </w:r>
-                              <w:proofErr w:type="spellEnd"/>
                             </w:sdtContent>
                           </w:sdt>
                           <w:r>
@@ -1303,7 +1315,7 @@
                         <w:sdtContent>
                           <w:tc>
                             <w:tcPr>
-                              <w:tcW w:w="3402" w:type="dxa"/>
+                              <w:tcW w:w="2694" w:type="dxa"/>
                             </w:tcPr>
                             <w:p>
                               <w:proofErr w:type="spellStart"/>
@@ -1329,7 +1341,7 @@
                         <w:sdtContent>
                           <w:tc>
                             <w:tcPr>
-                              <w:tcW w:w="1843" w:type="dxa"/>
+                              <w:tcW w:w="1842" w:type="dxa"/>
                             </w:tcPr>
                             <w:p>
                               <w:proofErr w:type="spellStart"/>
@@ -1355,7 +1367,7 @@
                         <w:sdtContent>
                           <w:tc>
                             <w:tcPr>
-                              <w:tcW w:w="1276" w:type="dxa"/>
+                              <w:tcW w:w="1418" w:type="dxa"/>
                             </w:tcPr>
                             <w:p>
                               <w:proofErr w:type="spellStart"/>
@@ -1381,7 +1393,7 @@
                         <w:sdtContent>
                           <w:tc>
                             <w:tcPr>
-                              <w:tcW w:w="1134" w:type="dxa"/>
+                              <w:tcW w:w="1701" w:type="dxa"/>
                             </w:tcPr>
                             <w:p>
                               <w:pPr>
@@ -1408,7 +1420,7 @@
                         <w:sdtContent>
                           <w:tc>
                             <w:tcPr>
-                              <w:tcW w:w="1417" w:type="dxa"/>
+                              <w:tcW w:w="1134" w:type="dxa"/>
                             </w:tcPr>
                             <w:p>
                               <w:pPr>
@@ -1435,7 +1447,7 @@
                         <w:sdtContent>
                           <w:tc>
                             <w:tcPr>
-                              <w:tcW w:w="1134" w:type="dxa"/>
+                              <w:tcW w:w="1417" w:type="dxa"/>
                             </w:tcPr>
                             <w:p>
                               <w:pPr>
@@ -1485,7 +1497,7 @@
               </w:tc>
               <w:tc>
                 <w:tcPr>
-                  <w:tcW w:w="3402" w:type="dxa"/>
+                  <w:tcW w:w="2694" w:type="dxa"/>
                 </w:tcPr>
                 <w:p>
                   <w:pPr>
@@ -1505,7 +1517,7 @@
               </w:tc>
               <w:tc>
                 <w:tcPr>
-                  <w:tcW w:w="1843" w:type="dxa"/>
+                  <w:tcW w:w="1842" w:type="dxa"/>
                 </w:tcPr>
                 <w:p>
                   <w:pPr>
@@ -1518,7 +1530,7 @@
               </w:tc>
               <w:tc>
                 <w:tcPr>
-                  <w:tcW w:w="1276" w:type="dxa"/>
+                  <w:tcW w:w="1418" w:type="dxa"/>
                 </w:tcPr>
                 <w:p>
                   <w:pPr>
@@ -1548,7 +1560,7 @@
                 <w:sdtContent>
                   <w:tc>
                     <w:tcPr>
-                      <w:tcW w:w="1134" w:type="dxa"/>
+                      <w:tcW w:w="1701" w:type="dxa"/>
                     </w:tcPr>
                     <w:p>
                       <w:pPr>
@@ -1587,7 +1599,7 @@
                 <w:sdtContent>
                   <w:tc>
                     <w:tcPr>
-                      <w:tcW w:w="1417" w:type="dxa"/>
+                      <w:tcW w:w="1134" w:type="dxa"/>
                     </w:tcPr>
                     <w:p>
                       <w:pPr>
@@ -1626,7 +1638,7 @@
                 <w:sdtContent>
                   <w:tc>
                     <w:tcPr>
-                      <w:tcW w:w="1134" w:type="dxa"/>
+                      <w:tcW w:w="1417" w:type="dxa"/>
                     </w:tcPr>
                     <w:p>
                       <w:pPr>
@@ -2523,6 +2535,7 @@
     <w:rsid w:val="001F566A"/>
     <w:rsid w:val="0025510D"/>
     <w:rsid w:val="00263F70"/>
+    <w:rsid w:val="0027421F"/>
     <w:rsid w:val="002B75E2"/>
     <w:rsid w:val="002E08E3"/>
     <w:rsid w:val="002E3756"/>
@@ -2564,6 +2577,7 @@
     <w:rsid w:val="0069184C"/>
     <w:rsid w:val="006D391B"/>
     <w:rsid w:val="006E0205"/>
+    <w:rsid w:val="006E45C6"/>
     <w:rsid w:val="00702E7E"/>
     <w:rsid w:val="007258F3"/>
     <w:rsid w:val="007260D7"/>
@@ -2571,6 +2585,7 @@
     <w:rsid w:val="00755EFF"/>
     <w:rsid w:val="00762902"/>
     <w:rsid w:val="00783817"/>
+    <w:rsid w:val="00792AE6"/>
     <w:rsid w:val="00792BD7"/>
     <w:rsid w:val="007B5BAF"/>
     <w:rsid w:val="0081511A"/>
@@ -2618,6 +2633,7 @@
     <w:rsid w:val="00CA312D"/>
     <w:rsid w:val="00CC46D9"/>
     <w:rsid w:val="00CE70BE"/>
+    <w:rsid w:val="00CF40DE"/>
     <w:rsid w:val="00CF77BD"/>
     <w:rsid w:val="00D1285F"/>
     <w:rsid w:val="00D20B7E"/>
